--- a/Plantillas/argentina/acta_cesion_natural_juridica_arg.docx
+++ b/Plantillas/argentina/acta_cesion_natural_juridica_arg.docx
@@ -1,6 +1,6 @@
 
 <file path=word/document.xml><?xml version="1.0" encoding="utf-8"?>
-<w:document xmlns:wpc="http://schemas.microsoft.com/office/word/2010/wordprocessingCanvas" xmlns:cx="http://schemas.microsoft.com/office/drawing/2014/chartex" xmlns:cx1="http://schemas.microsoft.com/office/drawing/2015/9/8/chartex" xmlns:cx2="http://schemas.microsoft.com/office/drawing/2015/10/21/chartex" xmlns:cx3="http://schemas.microsoft.com/office/drawing/2016/5/9/chartex" xmlns:cx4="http://schemas.microsoft.com/office/drawing/2016/5/10/chartex" xmlns:cx5="http://schemas.microsoft.com/office/drawing/2016/5/11/chartex" xmlns:cx6="http://schemas.microsoft.com/office/drawing/2016/5/12/chartex" xmlns:cx7="http://schemas.microsoft.com/office/drawing/2016/5/13/chartex" xmlns:cx8="http://schemas.microsoft.com/office/drawing/2016/5/14/chartex" xmlns:mc="http://schemas.openxmlformats.org/markup-compatibility/2006" xmlns:aink="http://schemas.microsoft.com/office/drawing/2016/ink" xmlns:am3d="http://schemas.microsoft.com/office/drawing/2017/model3d" xmlns:o="urn:schemas-microsoft-com:office:office" xmlns:oel="http://schemas.microsoft.com/office/2019/extlst" xmlns:r="http://schemas.openxmlformats.org/officeDocument/2006/relationships" xmlns:m="http://schemas.openxmlformats.org/officeDocument/2006/math" xmlns:v="urn:schemas-microsoft-com:vml" xmlns:wp14="http://schemas.microsoft.com/office/word/2010/wordprocessingDrawing" xmlns:wp="http://schemas.openxmlformats.org/drawingml/2006/wordprocessingDrawing" xmlns:w10="urn:schemas-microsoft-com:office:word" xmlns:w="http://schemas.openxmlformats.org/wordprocessingml/2006/main" xmlns:w14="http://schemas.microsoft.com/office/word/2010/wordml" xmlns:w15="http://schemas.microsoft.com/office/word/2012/wordml" xmlns:w16cex="http://schemas.microsoft.com/office/word/2018/wordml/cex" xmlns:w16cid="http://schemas.microsoft.com/office/word/2016/wordml/cid" xmlns:w16="http://schemas.microsoft.com/office/word/2018/wordml" xmlns:w16sdtdh="http://schemas.microsoft.com/office/word/2020/wordml/sdtdatahash" xmlns:w16se="http://schemas.microsoft.com/office/word/2015/wordml/symex" xmlns:wpg="http://schemas.microsoft.com/office/word/2010/wordprocessingGroup" xmlns:wpi="http://schemas.microsoft.com/office/word/2010/wordprocessingInk" xmlns:wne="http://schemas.microsoft.com/office/word/2006/wordml" xmlns:wps="http://schemas.microsoft.com/office/word/2010/wordprocessingShape" mc:Ignorable="w14 w15 w16se w16cid w16 w16cex w16sdtdh wp14">
+<w:document xmlns:wpc="http://schemas.microsoft.com/office/word/2010/wordprocessingCanvas" xmlns:cx="http://schemas.microsoft.com/office/drawing/2014/chartex" xmlns:cx1="http://schemas.microsoft.com/office/drawing/2015/9/8/chartex" xmlns:cx2="http://schemas.microsoft.com/office/drawing/2015/10/21/chartex" xmlns:cx3="http://schemas.microsoft.com/office/drawing/2016/5/9/chartex" xmlns:cx4="http://schemas.microsoft.com/office/drawing/2016/5/10/chartex" xmlns:cx5="http://schemas.microsoft.com/office/drawing/2016/5/11/chartex" xmlns:cx6="http://schemas.microsoft.com/office/drawing/2016/5/12/chartex" xmlns:cx7="http://schemas.microsoft.com/office/drawing/2016/5/13/chartex" xmlns:cx8="http://schemas.microsoft.com/office/drawing/2016/5/14/chartex" xmlns:mc="http://schemas.openxmlformats.org/markup-compatibility/2006" xmlns:aink="http://schemas.microsoft.com/office/drawing/2016/ink" xmlns:am3d="http://schemas.microsoft.com/office/drawing/2017/model3d" xmlns:o="urn:schemas-microsoft-com:office:office" xmlns:oel="http://schemas.microsoft.com/office/2019/extlst" xmlns:r="http://schemas.openxmlformats.org/officeDocument/2006/relationships" xmlns:m="http://schemas.openxmlformats.org/officeDocument/2006/math" xmlns:v="urn:schemas-microsoft-com:vml" xmlns:wp14="http://schemas.microsoft.com/office/word/2010/wordprocessingDrawing" xmlns:wp="http://schemas.openxmlformats.org/drawingml/2006/wordprocessingDrawing" xmlns:w10="urn:schemas-microsoft-com:office:word" xmlns:w="http://schemas.openxmlformats.org/wordprocessingml/2006/main" xmlns:w14="http://schemas.microsoft.com/office/word/2010/wordml" xmlns:w15="http://schemas.microsoft.com/office/word/2012/wordml" xmlns:w16cex="http://schemas.microsoft.com/office/word/2018/wordml/cex" xmlns:w16cid="http://schemas.microsoft.com/office/word/2016/wordml/cid" xmlns:w16="http://schemas.microsoft.com/office/word/2018/wordml" xmlns:w16du="http://schemas.microsoft.com/office/word/2023/wordml/word16du" xmlns:w16sdtdh="http://schemas.microsoft.com/office/word/2020/wordml/sdtdatahash" xmlns:w16sdtfl="http://schemas.microsoft.com/office/word/2024/wordml/sdtformatlock" xmlns:w16se="http://schemas.microsoft.com/office/word/2015/wordml/symex" xmlns:wpg="http://schemas.microsoft.com/office/word/2010/wordprocessingGroup" xmlns:wpi="http://schemas.microsoft.com/office/word/2010/wordprocessingInk" xmlns:wne="http://schemas.microsoft.com/office/word/2006/wordml" xmlns:wps="http://schemas.microsoft.com/office/word/2010/wordprocessingShape" mc:Ignorable="w14 w15 w16se w16cid w16 w16cex w16sdtdh w16sdtfl w16du wp14">
   <w:body>
     <w:p>
       <w:pPr>
@@ -43,7 +43,6 @@
           <w:color w:val="000000"/>
           <w:sz w:val="22"/>
           <w:szCs w:val="22"/>
-          <w:highlight w:val="yellow"/>
         </w:rPr>
         <w:t>{{ FECHA</w:t>
       </w:r>
@@ -54,7 +53,6 @@
           <w:color w:val="000000"/>
           <w:sz w:val="22"/>
           <w:szCs w:val="22"/>
-          <w:highlight w:val="yellow"/>
         </w:rPr>
         <w:t xml:space="preserve"> }}</w:t>
       </w:r>
@@ -98,7 +96,6 @@
           <w:szCs w:val="22"/>
         </w:rPr>
       </w:pPr>
-      <w:proofErr w:type="spellStart"/>
       <w:r>
         <w:rPr>
           <w:rFonts w:ascii="Garamond" w:eastAsia="Garamond" w:hAnsi="Garamond" w:cs="Garamond"/>
@@ -106,17 +103,7 @@
           <w:sz w:val="22"/>
           <w:szCs w:val="22"/>
         </w:rPr>
-        <w:t>Rappi</w:t>
-      </w:r>
-      <w:proofErr w:type="spellEnd"/>
-      <w:r>
-        <w:rPr>
-          <w:rFonts w:ascii="Garamond" w:eastAsia="Garamond" w:hAnsi="Garamond" w:cs="Garamond"/>
-          <w:b/>
-          <w:sz w:val="22"/>
-          <w:szCs w:val="22"/>
-        </w:rPr>
-        <w:t xml:space="preserve"> </w:t>
+        <w:t xml:space="preserve">Rappi </w:t>
       </w:r>
       <w:proofErr w:type="spellStart"/>
       <w:r>
@@ -267,9 +254,8 @@
           <w:sz w:val="22"/>
           <w:szCs w:val="22"/>
         </w:rPr>
-        <w:t xml:space="preserve"> </w:t>
-      </w:r>
-      <w:proofErr w:type="spellStart"/>
+        <w:t xml:space="preserve"> Nº</w:t>
+      </w:r>
       <w:r>
         <w:rPr>
           <w:rFonts w:ascii="Garamond" w:eastAsia="Garamond" w:hAnsi="Garamond" w:cs="Garamond"/>
@@ -278,9 +264,8 @@
           <w:sz w:val="22"/>
           <w:szCs w:val="22"/>
         </w:rPr>
-        <w:t>Nº</w:t>
-      </w:r>
-      <w:proofErr w:type="spellEnd"/>
+        <w:t>01/</w:t>
+      </w:r>
       <w:r>
         <w:rPr>
           <w:rFonts w:ascii="Garamond" w:eastAsia="Garamond" w:hAnsi="Garamond" w:cs="Garamond"/>
@@ -299,7 +284,6 @@
           <w:color w:val="000000"/>
           <w:sz w:val="22"/>
           <w:szCs w:val="22"/>
-          <w:highlight w:val="yellow"/>
         </w:rPr>
         <w:t>{{ N</w:t>
       </w:r>
@@ -311,9 +295,30 @@
           <w:color w:val="000000"/>
           <w:sz w:val="22"/>
           <w:szCs w:val="22"/>
-          <w:highlight w:val="yellow"/>
-        </w:rPr>
-        <w:t>_CESION }}</w:t>
+        </w:rPr>
+        <w:t>_</w:t>
+      </w:r>
+      <w:proofErr w:type="gramStart"/>
+      <w:r>
+        <w:rPr>
+          <w:rFonts w:ascii="Garamond" w:eastAsia="Garamond" w:hAnsi="Garamond" w:cs="Garamond"/>
+          <w:b/>
+          <w:color w:val="000000"/>
+          <w:sz w:val="22"/>
+          <w:szCs w:val="22"/>
+        </w:rPr>
+        <w:t>CESION }</w:t>
+      </w:r>
+      <w:proofErr w:type="gramEnd"/>
+      <w:r>
+        <w:rPr>
+          <w:rFonts w:ascii="Garamond" w:eastAsia="Garamond" w:hAnsi="Garamond" w:cs="Garamond"/>
+          <w:b/>
+          <w:color w:val="000000"/>
+          <w:sz w:val="22"/>
+          <w:szCs w:val="22"/>
+        </w:rPr>
+        <w:t>}</w:t>
       </w:r>
     </w:p>
     <w:p>
@@ -401,7 +406,6 @@
           <w:rFonts w:ascii="Garamond" w:eastAsia="Garamond" w:hAnsi="Garamond" w:cs="Garamond"/>
           <w:sz w:val="22"/>
           <w:szCs w:val="22"/>
-          <w:highlight w:val="yellow"/>
         </w:rPr>
         <w:t xml:space="preserve">{{ </w:t>
       </w:r>
@@ -411,7 +415,6 @@
           <w:rFonts w:ascii="Garamond" w:eastAsia="Garamond" w:hAnsi="Garamond" w:cs="Garamond"/>
           <w:sz w:val="22"/>
           <w:szCs w:val="22"/>
-          <w:highlight w:val="yellow"/>
         </w:rPr>
         <w:t>NOMBRE</w:t>
       </w:r>
@@ -421,16 +424,15 @@
           <w:rFonts w:ascii="Garamond" w:eastAsia="Garamond" w:hAnsi="Garamond" w:cs="Garamond"/>
           <w:sz w:val="22"/>
           <w:szCs w:val="22"/>
-          <w:highlight w:val="yellow"/>
         </w:rPr>
         <w:t>_CEDENTE|</w:t>
       </w:r>
-      <w:r>
-        <w:rPr>
-          <w:rFonts w:ascii="Garamond" w:eastAsia="Garamond" w:hAnsi="Garamond" w:cs="Garamond"/>
-          <w:sz w:val="22"/>
-          <w:szCs w:val="22"/>
-          <w:highlight w:val="yellow"/>
+      <w:proofErr w:type="gramStart"/>
+      <w:r>
+        <w:rPr>
+          <w:rFonts w:ascii="Garamond" w:eastAsia="Garamond" w:hAnsi="Garamond" w:cs="Garamond"/>
+          <w:sz w:val="22"/>
+          <w:szCs w:val="22"/>
         </w:rPr>
         <w:t>upper</w:t>
       </w:r>
@@ -440,7 +442,6 @@
           <w:rFonts w:ascii="Garamond" w:eastAsia="Garamond" w:hAnsi="Garamond" w:cs="Garamond"/>
           <w:sz w:val="22"/>
           <w:szCs w:val="22"/>
-          <w:highlight w:val="yellow"/>
         </w:rPr>
         <w:t xml:space="preserve"> </w:t>
       </w:r>
@@ -449,9 +450,17 @@
           <w:rFonts w:ascii="Garamond" w:eastAsia="Garamond" w:hAnsi="Garamond" w:cs="Garamond"/>
           <w:sz w:val="22"/>
           <w:szCs w:val="22"/>
-          <w:highlight w:val="yellow"/>
-        </w:rPr>
-        <w:t>}}</w:t>
+        </w:rPr>
+        <w:t>}</w:t>
+      </w:r>
+      <w:proofErr w:type="gramEnd"/>
+      <w:r>
+        <w:rPr>
+          <w:rFonts w:ascii="Garamond" w:eastAsia="Garamond" w:hAnsi="Garamond" w:cs="Garamond"/>
+          <w:sz w:val="22"/>
+          <w:szCs w:val="22"/>
+        </w:rPr>
+        <w:t>}</w:t>
       </w:r>
       <w:r>
         <w:rPr>
@@ -479,14 +488,41 @@
         </w:rPr>
         <w:t xml:space="preserve"> </w:t>
       </w:r>
-      <w:r>
-        <w:rPr>
-          <w:rFonts w:ascii="Garamond" w:eastAsia="Garamond" w:hAnsi="Garamond" w:cs="Garamond"/>
-          <w:sz w:val="22"/>
-          <w:szCs w:val="22"/>
-          <w:highlight w:val="yellow"/>
-        </w:rPr>
-        <w:t>{{ CUIT_CEDENTE }}</w:t>
+      <w:proofErr w:type="gramStart"/>
+      <w:r>
+        <w:rPr>
+          <w:rFonts w:ascii="Garamond" w:eastAsia="Garamond" w:hAnsi="Garamond" w:cs="Garamond"/>
+          <w:sz w:val="22"/>
+          <w:szCs w:val="22"/>
+        </w:rPr>
+        <w:t>{{ CUIT</w:t>
+      </w:r>
+      <w:proofErr w:type="gramEnd"/>
+      <w:r>
+        <w:rPr>
+          <w:rFonts w:ascii="Garamond" w:eastAsia="Garamond" w:hAnsi="Garamond" w:cs="Garamond"/>
+          <w:sz w:val="22"/>
+          <w:szCs w:val="22"/>
+        </w:rPr>
+        <w:t>_</w:t>
+      </w:r>
+      <w:proofErr w:type="gramStart"/>
+      <w:r>
+        <w:rPr>
+          <w:rFonts w:ascii="Garamond" w:eastAsia="Garamond" w:hAnsi="Garamond" w:cs="Garamond"/>
+          <w:sz w:val="22"/>
+          <w:szCs w:val="22"/>
+        </w:rPr>
+        <w:t>CEDENTE }</w:t>
+      </w:r>
+      <w:proofErr w:type="gramEnd"/>
+      <w:r>
+        <w:rPr>
+          <w:rFonts w:ascii="Garamond" w:eastAsia="Garamond" w:hAnsi="Garamond" w:cs="Garamond"/>
+          <w:sz w:val="22"/>
+          <w:szCs w:val="22"/>
+        </w:rPr>
+        <w:t>}</w:t>
       </w:r>
       <w:r>
         <w:rPr>
@@ -512,64 +548,132 @@
         </w:rPr>
         <w:t xml:space="preserve"> </w:t>
       </w:r>
+      <w:proofErr w:type="gramStart"/>
       <w:r>
         <w:rPr>
           <w:rFonts w:ascii="Garamond" w:eastAsia="Garamond" w:hAnsi="Garamond"/>
           <w:sz w:val="22"/>
           <w:szCs w:val="22"/>
-          <w:highlight w:val="yellow"/>
-        </w:rPr>
-        <w:t xml:space="preserve">{{ </w:t>
+        </w:rPr>
+        <w:t>{{ NOMBRE</w:t>
+      </w:r>
+      <w:proofErr w:type="gramEnd"/>
+      <w:r>
+        <w:rPr>
+          <w:rFonts w:ascii="Garamond" w:eastAsia="Garamond" w:hAnsi="Garamond"/>
+          <w:sz w:val="22"/>
+          <w:szCs w:val="22"/>
+        </w:rPr>
+        <w:t>_CESIONARIO|</w:t>
+      </w:r>
+      <w:proofErr w:type="gramStart"/>
+      <w:r>
+        <w:rPr>
+          <w:rFonts w:ascii="Garamond" w:eastAsia="Garamond" w:hAnsi="Garamond"/>
+          <w:sz w:val="22"/>
+          <w:szCs w:val="22"/>
+        </w:rPr>
+        <w:t>upper</w:t>
+      </w:r>
+      <w:r>
+        <w:rPr>
+          <w:rFonts w:ascii="Garamond" w:eastAsia="Garamond" w:hAnsi="Garamond"/>
+          <w:sz w:val="22"/>
+          <w:szCs w:val="22"/>
+        </w:rPr>
+        <w:t xml:space="preserve"> }</w:t>
+      </w:r>
+      <w:proofErr w:type="gramEnd"/>
+      <w:r>
+        <w:rPr>
+          <w:rFonts w:ascii="Garamond" w:eastAsia="Garamond" w:hAnsi="Garamond"/>
+          <w:sz w:val="22"/>
+          <w:szCs w:val="22"/>
+        </w:rPr>
+        <w:t>}</w:t>
+      </w:r>
+      <w:r>
+        <w:rPr>
+          <w:rFonts w:ascii="Garamond" w:eastAsia="Garamond" w:hAnsi="Garamond" w:cs="Garamond"/>
+          <w:sz w:val="22"/>
+          <w:szCs w:val="22"/>
+        </w:rPr>
+        <w:t xml:space="preserve">, CUIT </w:t>
       </w:r>
       <w:proofErr w:type="spellStart"/>
       <w:r>
         <w:rPr>
+          <w:rFonts w:ascii="Garamond" w:eastAsia="Garamond" w:hAnsi="Garamond" w:cs="Garamond"/>
+          <w:sz w:val="22"/>
+          <w:szCs w:val="22"/>
+        </w:rPr>
+        <w:t>N°</w:t>
+      </w:r>
+      <w:proofErr w:type="spellEnd"/>
+      <w:r>
+        <w:rPr>
+          <w:rFonts w:ascii="Garamond" w:eastAsia="Garamond" w:hAnsi="Garamond" w:cs="Garamond"/>
+          <w:sz w:val="22"/>
+          <w:szCs w:val="22"/>
+        </w:rPr>
+        <w:t xml:space="preserve"> </w:t>
+      </w:r>
+      <w:proofErr w:type="gramStart"/>
+      <w:r>
+        <w:rPr>
           <w:rFonts w:ascii="Garamond" w:eastAsia="Garamond" w:hAnsi="Garamond"/>
           <w:sz w:val="22"/>
           <w:szCs w:val="22"/>
-          <w:highlight w:val="yellow"/>
-        </w:rPr>
-        <w:t>NOMBRE_CESIONARIO|</w:t>
-      </w:r>
+        </w:rPr>
+        <w:t>{{ CUIT</w:t>
+      </w:r>
+      <w:proofErr w:type="gramEnd"/>
       <w:r>
         <w:rPr>
           <w:rFonts w:ascii="Garamond" w:eastAsia="Garamond" w:hAnsi="Garamond"/>
           <w:sz w:val="22"/>
           <w:szCs w:val="22"/>
-          <w:highlight w:val="yellow"/>
-        </w:rPr>
-        <w:t>upper</w:t>
+        </w:rPr>
+        <w:t>_</w:t>
+      </w:r>
+      <w:proofErr w:type="gramStart"/>
+      <w:r>
+        <w:rPr>
+          <w:rFonts w:ascii="Garamond" w:eastAsia="Garamond" w:hAnsi="Garamond"/>
+          <w:sz w:val="22"/>
+          <w:szCs w:val="22"/>
+        </w:rPr>
+        <w:t>CESIONARIO }</w:t>
+      </w:r>
+      <w:proofErr w:type="gramEnd"/>
+      <w:r>
+        <w:rPr>
+          <w:rFonts w:ascii="Garamond" w:eastAsia="Garamond" w:hAnsi="Garamond"/>
+          <w:sz w:val="22"/>
+          <w:szCs w:val="22"/>
+        </w:rPr>
+        <w:t>}</w:t>
+      </w:r>
+      <w:r>
+        <w:rPr>
+          <w:rFonts w:ascii="Garamond" w:eastAsia="Garamond" w:hAnsi="Garamond" w:cs="Garamond"/>
+          <w:sz w:val="22"/>
+          <w:szCs w:val="22"/>
+        </w:rPr>
+        <w:t xml:space="preserve"> (en adelante, el “Cesionario”), acuerdan formalizar la cesión de la Oferta </w:t>
+      </w:r>
+      <w:proofErr w:type="spellStart"/>
+      <w:r>
+        <w:rPr>
+          <w:rFonts w:ascii="Garamond" w:eastAsia="Garamond" w:hAnsi="Garamond" w:cs="Garamond"/>
+          <w:sz w:val="22"/>
+          <w:szCs w:val="22"/>
+        </w:rPr>
+        <w:t>N°</w:t>
       </w:r>
       <w:proofErr w:type="spellEnd"/>
       <w:r>
         <w:rPr>
-          <w:rFonts w:ascii="Garamond" w:eastAsia="Garamond" w:hAnsi="Garamond"/>
-          <w:sz w:val="22"/>
-          <w:szCs w:val="22"/>
-          <w:highlight w:val="yellow"/>
-        </w:rPr>
-        <w:t xml:space="preserve"> }}</w:t>
-      </w:r>
-      <w:r>
-        <w:rPr>
-          <w:rFonts w:ascii="Garamond" w:eastAsia="Garamond" w:hAnsi="Garamond" w:cs="Garamond"/>
-          <w:sz w:val="22"/>
-          <w:szCs w:val="22"/>
-        </w:rPr>
-        <w:t xml:space="preserve">, CUIT </w:t>
-      </w:r>
-      <w:proofErr w:type="spellStart"/>
-      <w:r>
-        <w:rPr>
-          <w:rFonts w:ascii="Garamond" w:eastAsia="Garamond" w:hAnsi="Garamond" w:cs="Garamond"/>
-          <w:sz w:val="22"/>
-          <w:szCs w:val="22"/>
-        </w:rPr>
-        <w:t>N°</w:t>
-      </w:r>
-      <w:proofErr w:type="spellEnd"/>
-      <w:r>
-        <w:rPr>
           <w:rFonts w:ascii="Garamond" w:eastAsia="Garamond" w:hAnsi="Garamond" w:cs="Garamond"/>
           <w:sz w:val="22"/>
           <w:szCs w:val="22"/>
@@ -578,49 +682,14 @@
       </w:r>
       <w:r>
         <w:rPr>
-          <w:rFonts w:ascii="Garamond" w:eastAsia="Garamond" w:hAnsi="Garamond"/>
-          <w:sz w:val="22"/>
-          <w:szCs w:val="22"/>
-          <w:highlight w:val="yellow"/>
-        </w:rPr>
-        <w:t>{{ CUIT_CESIONARIO }}</w:t>
-      </w:r>
-      <w:r>
-        <w:rPr>
-          <w:rFonts w:ascii="Garamond" w:eastAsia="Garamond" w:hAnsi="Garamond" w:cs="Garamond"/>
-          <w:sz w:val="22"/>
-          <w:szCs w:val="22"/>
-        </w:rPr>
-        <w:t xml:space="preserve"> (en adelante, el “Cesionario”), acuerdan formalizar la cesión de la Oferta </w:t>
-      </w:r>
-      <w:proofErr w:type="spellStart"/>
-      <w:r>
-        <w:rPr>
-          <w:rFonts w:ascii="Garamond" w:eastAsia="Garamond" w:hAnsi="Garamond" w:cs="Garamond"/>
-          <w:sz w:val="22"/>
-          <w:szCs w:val="22"/>
-        </w:rPr>
-        <w:t>N°</w:t>
-      </w:r>
-      <w:proofErr w:type="spellEnd"/>
-      <w:r>
-        <w:rPr>
-          <w:rFonts w:ascii="Garamond" w:eastAsia="Garamond" w:hAnsi="Garamond" w:cs="Garamond"/>
-          <w:sz w:val="22"/>
-          <w:szCs w:val="22"/>
-        </w:rPr>
-        <w:t xml:space="preserve"> </w:t>
-      </w:r>
-      <w:r>
-        <w:rPr>
-          <w:rFonts w:ascii="Garamond" w:eastAsia="Garamond" w:hAnsi="Garamond" w:cs="Garamond"/>
-          <w:sz w:val="22"/>
-          <w:szCs w:val="22"/>
-          <w:highlight w:val="yellow"/>
+          <w:rFonts w:ascii="Garamond" w:eastAsia="Garamond" w:hAnsi="Garamond" w:cs="Garamond"/>
+          <w:sz w:val="22"/>
+          <w:szCs w:val="22"/>
           <w:lang w:val="es-ES"/>
         </w:rPr>
         <w:t>01</w:t>
       </w:r>
+      <w:proofErr w:type="gramStart"/>
       <w:r>
         <w:rPr>
           <w:rFonts w:ascii="Garamond" w:eastAsia="Garamond" w:hAnsi="Garamond" w:cs="Garamond"/>
@@ -628,7 +697,6 @@
           <w:iCs/>
           <w:sz w:val="22"/>
           <w:szCs w:val="22"/>
-          <w:highlight w:val="yellow"/>
         </w:rPr>
         <w:t>/</w:t>
       </w:r>
@@ -639,14 +707,46 @@
           <w:iCs/>
           <w:sz w:val="22"/>
           <w:szCs w:val="22"/>
-          <w:highlight w:val="yellow"/>
-        </w:rPr>
-        <w:t>{{ N_OFERTA_INICIAL }}</w:t>
-      </w:r>
+        </w:rPr>
+        <w:t>{{ N</w:t>
+      </w:r>
+      <w:proofErr w:type="gramEnd"/>
       <w:r>
         <w:rPr>
           <w:rFonts w:ascii="Garamond" w:eastAsia="Garamond" w:hAnsi="Garamond" w:cs="Garamond"/>
           <w:bCs/>
+          <w:iCs/>
+          <w:sz w:val="22"/>
+          <w:szCs w:val="22"/>
+        </w:rPr>
+        <w:t>_OFERTA_</w:t>
+      </w:r>
+      <w:proofErr w:type="gramStart"/>
+      <w:r>
+        <w:rPr>
+          <w:rFonts w:ascii="Garamond" w:eastAsia="Garamond" w:hAnsi="Garamond" w:cs="Garamond"/>
+          <w:bCs/>
+          <w:iCs/>
+          <w:sz w:val="22"/>
+          <w:szCs w:val="22"/>
+        </w:rPr>
+        <w:t>INICIAL }</w:t>
+      </w:r>
+      <w:proofErr w:type="gramEnd"/>
+      <w:r>
+        <w:rPr>
+          <w:rFonts w:ascii="Garamond" w:eastAsia="Garamond" w:hAnsi="Garamond" w:cs="Garamond"/>
+          <w:bCs/>
+          <w:iCs/>
+          <w:sz w:val="22"/>
+          <w:szCs w:val="22"/>
+        </w:rPr>
+        <w:t>}</w:t>
+      </w:r>
+      <w:r>
+        <w:rPr>
+          <w:rFonts w:ascii="Garamond" w:eastAsia="Garamond" w:hAnsi="Garamond" w:cs="Garamond"/>
+          <w:bCs/>
           <w:sz w:val="22"/>
           <w:szCs w:val="22"/>
         </w:rPr>
@@ -675,7 +775,7 @@
           <w:sz w:val="22"/>
           <w:szCs w:val="22"/>
         </w:rPr>
-        <w:t xml:space="preserve">enviadas por el ALIADO a </w:t>
+        <w:t xml:space="preserve">enviadas por el ALIADO a Rappi </w:t>
       </w:r>
       <w:proofErr w:type="spellStart"/>
       <w:r>
@@ -684,7 +784,7 @@
           <w:sz w:val="22"/>
           <w:szCs w:val="22"/>
         </w:rPr>
-        <w:t>Rappi</w:t>
+        <w:t>Arg</w:t>
       </w:r>
       <w:proofErr w:type="spellEnd"/>
       <w:r>
@@ -693,8 +793,46 @@
           <w:sz w:val="22"/>
           <w:szCs w:val="22"/>
         </w:rPr>
+        <w:t xml:space="preserve"> S.A.S. (en adelante, “RAPPI”), todas aceptadas oportunamente (el “Acuerdo”). En virtud de ello, el Cedente fórmula irrevocablemente la oferta de cesión del Acuerdo.</w:t>
+      </w:r>
+    </w:p>
+    <w:p>
+      <w:pPr>
+        <w:ind w:left="2268"/>
+        <w:rPr>
+          <w:rFonts w:ascii="Garamond" w:eastAsia="Garamond" w:hAnsi="Garamond" w:cs="Garamond"/>
+          <w:sz w:val="22"/>
+          <w:szCs w:val="22"/>
+        </w:rPr>
+      </w:pPr>
+      <w:r>
+        <w:rPr>
+          <w:rFonts w:ascii="Garamond" w:eastAsia="Garamond" w:hAnsi="Garamond" w:cs="Garamond"/>
+          <w:color w:val="000000"/>
+          <w:sz w:val="22"/>
+          <w:szCs w:val="22"/>
+        </w:rPr>
         <w:t xml:space="preserve"> </w:t>
       </w:r>
+    </w:p>
+    <w:p>
+      <w:pPr>
+        <w:ind w:firstLine="720"/>
+        <w:jc w:val="both"/>
+        <w:rPr>
+          <w:rFonts w:ascii="Garamond" w:eastAsia="Garamond" w:hAnsi="Garamond" w:cs="Garamond"/>
+          <w:sz w:val="22"/>
+          <w:szCs w:val="22"/>
+        </w:rPr>
+      </w:pPr>
+      <w:r>
+        <w:rPr>
+          <w:rFonts w:ascii="Garamond" w:eastAsia="Garamond" w:hAnsi="Garamond" w:cs="Garamond"/>
+          <w:sz w:val="22"/>
+          <w:szCs w:val="22"/>
+        </w:rPr>
+        <w:t xml:space="preserve">La Oferta de Cesión se considerará aceptada por RAPPI en caso de que envíe dentro de los diez (10) días hábiles de recibida la Oferta de Cesión </w:t>
+      </w:r>
       <w:proofErr w:type="spellStart"/>
       <w:r>
         <w:rPr>
@@ -702,7 +840,7 @@
           <w:sz w:val="22"/>
           <w:szCs w:val="22"/>
         </w:rPr>
-        <w:t>Arg</w:t>
+        <w:t>N°</w:t>
       </w:r>
       <w:proofErr w:type="spellEnd"/>
       <w:r>
@@ -711,72 +849,7 @@
           <w:sz w:val="22"/>
           <w:szCs w:val="22"/>
         </w:rPr>
-        <w:t xml:space="preserve"> S.A.S. (en adelante, “RAPPI”), todas aceptadas oportunamente (el “Acuerdo”). En virtud de ello, el Cedente fórmula irrevocablemente la oferta de cesión del Acuerdo.</w:t>
-      </w:r>
-    </w:p>
-    <w:p>
-      <w:pPr>
-        <w:ind w:left="2268"/>
-        <w:rPr>
-          <w:rFonts w:ascii="Garamond" w:eastAsia="Garamond" w:hAnsi="Garamond" w:cs="Garamond"/>
-          <w:sz w:val="22"/>
-          <w:szCs w:val="22"/>
-        </w:rPr>
-      </w:pPr>
-      <w:r>
-        <w:rPr>
-          <w:rFonts w:ascii="Garamond" w:eastAsia="Garamond" w:hAnsi="Garamond" w:cs="Garamond"/>
-          <w:color w:val="000000"/>
-          <w:sz w:val="22"/>
-          <w:szCs w:val="22"/>
-        </w:rPr>
-        <w:t xml:space="preserve"> </w:t>
-      </w:r>
-    </w:p>
-    <w:p>
-      <w:pPr>
-        <w:ind w:firstLine="720"/>
-        <w:jc w:val="both"/>
-        <w:rPr>
-          <w:rFonts w:ascii="Garamond" w:eastAsia="Garamond" w:hAnsi="Garamond" w:cs="Garamond"/>
-          <w:sz w:val="22"/>
-          <w:szCs w:val="22"/>
-        </w:rPr>
-      </w:pPr>
-      <w:r>
-        <w:rPr>
-          <w:rFonts w:ascii="Garamond" w:eastAsia="Garamond" w:hAnsi="Garamond" w:cs="Garamond"/>
-          <w:sz w:val="22"/>
-          <w:szCs w:val="22"/>
-        </w:rPr>
-        <w:t xml:space="preserve">La Oferta de Cesión se considerará aceptada por RAPPI en caso de que envíe dentro de los diez (10) días hábiles de recibida la Oferta de Cesión </w:t>
-      </w:r>
-      <w:proofErr w:type="spellStart"/>
-      <w:r>
-        <w:rPr>
-          <w:rFonts w:ascii="Garamond" w:eastAsia="Garamond" w:hAnsi="Garamond" w:cs="Garamond"/>
-          <w:sz w:val="22"/>
-          <w:szCs w:val="22"/>
-        </w:rPr>
-        <w:t>N°</w:t>
-      </w:r>
-      <w:proofErr w:type="spellEnd"/>
-      <w:r>
-        <w:rPr>
-          <w:rFonts w:ascii="Garamond" w:eastAsia="Garamond" w:hAnsi="Garamond" w:cs="Garamond"/>
-          <w:sz w:val="22"/>
-          <w:szCs w:val="22"/>
-        </w:rPr>
-        <w:t xml:space="preserve"> </w:t>
-      </w:r>
-      <w:r>
-        <w:rPr>
-          <w:rFonts w:ascii="Garamond" w:eastAsia="Garamond" w:hAnsi="Garamond" w:cs="Garamond"/>
-          <w:sz w:val="22"/>
-          <w:szCs w:val="22"/>
-          <w:highlight w:val="yellow"/>
-        </w:rPr>
-        <w:t>01</w:t>
+        <w:t xml:space="preserve"> 01</w:t>
       </w:r>
       <w:proofErr w:type="gramStart"/>
       <w:r>
@@ -784,7 +857,6 @@
           <w:rFonts w:ascii="Garamond" w:eastAsia="Garamond" w:hAnsi="Garamond" w:cs="Garamond"/>
           <w:sz w:val="22"/>
           <w:szCs w:val="22"/>
-          <w:highlight w:val="yellow"/>
         </w:rPr>
         <w:t>/</w:t>
       </w:r>
@@ -793,9 +865,8 @@
           <w:rFonts w:ascii="Garamond" w:eastAsia="Garamond" w:hAnsi="Garamond" w:cs="Garamond"/>
           <w:sz w:val="22"/>
           <w:szCs w:val="22"/>
-          <w:highlight w:val="yellow"/>
-        </w:rPr>
-        <w:t>{</w:t>
+        </w:rPr>
+        <w:t>{{ N</w:t>
       </w:r>
       <w:proofErr w:type="gramEnd"/>
       <w:r>
@@ -803,9 +874,26 @@
           <w:rFonts w:ascii="Garamond" w:eastAsia="Garamond" w:hAnsi="Garamond" w:cs="Garamond"/>
           <w:sz w:val="22"/>
           <w:szCs w:val="22"/>
-          <w:highlight w:val="yellow"/>
-        </w:rPr>
-        <w:t>{ N_CESION }}</w:t>
+        </w:rPr>
+        <w:t>_</w:t>
+      </w:r>
+      <w:proofErr w:type="gramStart"/>
+      <w:r>
+        <w:rPr>
+          <w:rFonts w:ascii="Garamond" w:eastAsia="Garamond" w:hAnsi="Garamond" w:cs="Garamond"/>
+          <w:sz w:val="22"/>
+          <w:szCs w:val="22"/>
+        </w:rPr>
+        <w:t>CESION }</w:t>
+      </w:r>
+      <w:proofErr w:type="gramEnd"/>
+      <w:r>
+        <w:rPr>
+          <w:rFonts w:ascii="Garamond" w:eastAsia="Garamond" w:hAnsi="Garamond" w:cs="Garamond"/>
+          <w:sz w:val="22"/>
+          <w:szCs w:val="22"/>
+        </w:rPr>
+        <w:t>}</w:t>
       </w:r>
       <w:r>
         <w:rPr>
@@ -1136,6 +1224,7 @@
               </w:rPr>
               <w:t>_CEDENTE|</w:t>
             </w:r>
+            <w:proofErr w:type="gramStart"/>
             <w:r>
               <w:rPr>
                 <w:rFonts w:ascii="Cambria" w:eastAsia="Garamond" w:hAnsi="Cambria"/>
@@ -1153,7 +1242,17 @@
                 <w:sz w:val="22"/>
                 <w:szCs w:val="22"/>
               </w:rPr>
-              <w:t xml:space="preserve"> }}</w:t>
+              <w:t xml:space="preserve"> }</w:t>
+            </w:r>
+            <w:proofErr w:type="gramEnd"/>
+            <w:r>
+              <w:rPr>
+                <w:rFonts w:ascii="Cambria" w:eastAsia="Garamond" w:hAnsi="Cambria"/>
+                <w:color w:val="000000"/>
+                <w:sz w:val="22"/>
+                <w:szCs w:val="22"/>
+              </w:rPr>
+              <w:t>}</w:t>
             </w:r>
           </w:p>
           <w:p>
@@ -1268,17 +1367,7 @@
                 <w:sz w:val="22"/>
                 <w:szCs w:val="22"/>
               </w:rPr>
-              <w:t xml:space="preserve">{{ </w:t>
-            </w:r>
-            <w:proofErr w:type="spellStart"/>
-            <w:r>
-              <w:rPr>
-                <w:rFonts w:ascii="Cambria" w:eastAsia="Garamond" w:hAnsi="Cambria"/>
-                <w:color w:val="000000"/>
-                <w:sz w:val="22"/>
-                <w:szCs w:val="22"/>
-              </w:rPr>
-              <w:t>NOMBRE</w:t>
+              <w:t>{{ NOMBRE</w:t>
             </w:r>
             <w:proofErr w:type="gramEnd"/>
             <w:r>
@@ -1290,6 +1379,7 @@
               </w:rPr>
               <w:t>_CESIONARIO|</w:t>
             </w:r>
+            <w:proofErr w:type="gramStart"/>
             <w:r>
               <w:rPr>
                 <w:rFonts w:ascii="Cambria" w:eastAsia="Garamond" w:hAnsi="Cambria"/>
@@ -1299,7 +1389,6 @@
               </w:rPr>
               <w:t>upper</w:t>
             </w:r>
-            <w:proofErr w:type="spellEnd"/>
             <w:r>
               <w:rPr>
                 <w:rFonts w:ascii="Cambria" w:eastAsia="Garamond" w:hAnsi="Cambria"/>
@@ -1307,7 +1396,17 @@
                 <w:sz w:val="22"/>
                 <w:szCs w:val="22"/>
               </w:rPr>
-              <w:t xml:space="preserve"> }}</w:t>
+              <w:t xml:space="preserve"> }</w:t>
+            </w:r>
+            <w:proofErr w:type="gramEnd"/>
+            <w:r>
+              <w:rPr>
+                <w:rFonts w:ascii="Cambria" w:eastAsia="Garamond" w:hAnsi="Cambria"/>
+                <w:color w:val="000000"/>
+                <w:sz w:val="22"/>
+                <w:szCs w:val="22"/>
+              </w:rPr>
+              <w:t>}</w:t>
             </w:r>
           </w:p>
           <w:p>
@@ -1364,7 +1463,18 @@
                 <w:sz w:val="22"/>
                 <w:szCs w:val="22"/>
               </w:rPr>
-              <w:t>_CESIONARIO|title</w:t>
+              <w:t>_CESIONARIO|</w:t>
+            </w:r>
+            <w:proofErr w:type="gramStart"/>
+            <w:r>
+              <w:rPr>
+                <w:rFonts w:ascii="Cambria" w:eastAsia="Garamond" w:hAnsi="Cambria"/>
+                <w:bCs/>
+                <w:color w:val="000000"/>
+                <w:sz w:val="22"/>
+                <w:szCs w:val="22"/>
+              </w:rPr>
+              <w:t>title</w:t>
             </w:r>
             <w:proofErr w:type="spellEnd"/>
             <w:r>
@@ -1375,7 +1485,18 @@
                 <w:sz w:val="22"/>
                 <w:szCs w:val="22"/>
               </w:rPr>
-              <w:t xml:space="preserve"> }}</w:t>
+              <w:t xml:space="preserve"> }</w:t>
+            </w:r>
+            <w:proofErr w:type="gramEnd"/>
+            <w:r>
+              <w:rPr>
+                <w:rFonts w:ascii="Cambria" w:eastAsia="Garamond" w:hAnsi="Cambria"/>
+                <w:bCs/>
+                <w:color w:val="000000"/>
+                <w:sz w:val="22"/>
+                <w:szCs w:val="22"/>
+              </w:rPr>
+              <w:t>}</w:t>
             </w:r>
           </w:p>
           <w:p>
@@ -1622,10 +1743,10 @@
         <w:rPr>
           <w:rFonts w:ascii="Garamond" w:eastAsia="Garamond" w:hAnsi="Garamond" w:cs="Garamond"/>
           <w:b/>
-          <w:color w:val="222222"/>
-          <w:sz w:val="22"/>
-          <w:szCs w:val="22"/>
-          <w:highlight w:val="yellow"/>
+          <w:bCs/>
+          <w:color w:val="222222"/>
+          <w:sz w:val="22"/>
+          <w:szCs w:val="22"/>
           <w:u w:val="single"/>
         </w:rPr>
       </w:pPr>
@@ -1655,9 +1776,10 @@
       <w:r>
         <w:rPr>
           <w:rFonts w:ascii="Garamond" w:eastAsia="Garamond" w:hAnsi="Garamond" w:cs="Garamond"/>
-          <w:sz w:val="22"/>
-          <w:szCs w:val="22"/>
-          <w:highlight w:val="yellow"/>
+          <w:b/>
+          <w:bCs/>
+          <w:sz w:val="22"/>
+          <w:szCs w:val="22"/>
         </w:rPr>
         <w:t xml:space="preserve">{{ </w:t>
       </w:r>
@@ -1665,9 +1787,10 @@
       <w:r>
         <w:rPr>
           <w:rFonts w:ascii="Garamond" w:eastAsia="Garamond" w:hAnsi="Garamond" w:cs="Garamond"/>
-          <w:sz w:val="22"/>
-          <w:szCs w:val="22"/>
-          <w:highlight w:val="yellow"/>
+          <w:b/>
+          <w:bCs/>
+          <w:sz w:val="22"/>
+          <w:szCs w:val="22"/>
         </w:rPr>
         <w:t>NOMBRE</w:t>
       </w:r>
@@ -1675,15 +1798,19 @@
       <w:r>
         <w:rPr>
           <w:rFonts w:ascii="Garamond" w:eastAsia="Garamond" w:hAnsi="Garamond" w:cs="Garamond"/>
-          <w:sz w:val="22"/>
-          <w:szCs w:val="22"/>
-          <w:highlight w:val="yellow"/>
+          <w:b/>
+          <w:bCs/>
+          <w:sz w:val="22"/>
+          <w:szCs w:val="22"/>
         </w:rPr>
         <w:t>_CEDENTE|</w:t>
       </w:r>
-      <w:r>
-        <w:rPr>
-          <w:rFonts w:ascii="Garamond" w:eastAsia="Garamond" w:hAnsi="Garamond" w:cs="Garamond"/>
+      <w:proofErr w:type="gramStart"/>
+      <w:r>
+        <w:rPr>
+          <w:rFonts w:ascii="Garamond" w:eastAsia="Garamond" w:hAnsi="Garamond" w:cs="Garamond"/>
+          <w:b/>
+          <w:bCs/>
           <w:sz w:val="22"/>
           <w:szCs w:val="22"/>
         </w:rPr>
@@ -1693,11 +1820,23 @@
       <w:r>
         <w:rPr>
           <w:rFonts w:ascii="Garamond" w:eastAsia="Garamond" w:hAnsi="Garamond" w:cs="Garamond"/>
-          <w:sz w:val="22"/>
-          <w:szCs w:val="22"/>
-          <w:highlight w:val="yellow"/>
-        </w:rPr>
-        <w:t xml:space="preserve"> }}</w:t>
+          <w:b/>
+          <w:bCs/>
+          <w:sz w:val="22"/>
+          <w:szCs w:val="22"/>
+        </w:rPr>
+        <w:t xml:space="preserve"> }</w:t>
+      </w:r>
+      <w:proofErr w:type="gramEnd"/>
+      <w:r>
+        <w:rPr>
+          <w:rFonts w:ascii="Garamond" w:eastAsia="Garamond" w:hAnsi="Garamond" w:cs="Garamond"/>
+          <w:b/>
+          <w:bCs/>
+          <w:sz w:val="22"/>
+          <w:szCs w:val="22"/>
+        </w:rPr>
+        <w:t>}</w:t>
       </w:r>
     </w:p>
     <w:p>
@@ -1787,7 +1926,6 @@
           <w:rFonts w:ascii="Garamond" w:eastAsia="Garamond" w:hAnsi="Garamond" w:cs="Garamond"/>
           <w:sz w:val="22"/>
           <w:szCs w:val="22"/>
-          <w:highlight w:val="yellow"/>
         </w:rPr>
         <w:t>{{ N</w:t>
       </w:r>
@@ -1797,18 +1935,52 @@
           <w:rFonts w:ascii="Garamond" w:eastAsia="Garamond" w:hAnsi="Garamond" w:cs="Garamond"/>
           <w:sz w:val="22"/>
           <w:szCs w:val="22"/>
-          <w:highlight w:val="yellow"/>
-        </w:rPr>
-        <w:t>_OFERTA_INICIAL }}</w:t>
-      </w:r>
-      <w:r>
-        <w:rPr>
-          <w:rFonts w:ascii="Garamond" w:eastAsia="Garamond" w:hAnsi="Garamond" w:cs="Garamond"/>
-          <w:color w:val="222222"/>
-          <w:sz w:val="22"/>
-          <w:szCs w:val="22"/>
-        </w:rPr>
-        <w:t xml:space="preserve">, a favor de </w:t>
+        </w:rPr>
+        <w:t>_OFERTA_</w:t>
+      </w:r>
+      <w:proofErr w:type="gramStart"/>
+      <w:r>
+        <w:rPr>
+          <w:rFonts w:ascii="Garamond" w:eastAsia="Garamond" w:hAnsi="Garamond" w:cs="Garamond"/>
+          <w:sz w:val="22"/>
+          <w:szCs w:val="22"/>
+        </w:rPr>
+        <w:t>INICIAL }</w:t>
+      </w:r>
+      <w:proofErr w:type="gramEnd"/>
+      <w:r>
+        <w:rPr>
+          <w:rFonts w:ascii="Garamond" w:eastAsia="Garamond" w:hAnsi="Garamond" w:cs="Garamond"/>
+          <w:sz w:val="22"/>
+          <w:szCs w:val="22"/>
+        </w:rPr>
+        <w:t>}</w:t>
+      </w:r>
+      <w:r>
+        <w:rPr>
+          <w:rFonts w:ascii="Garamond" w:eastAsia="Garamond" w:hAnsi="Garamond" w:cs="Garamond"/>
+          <w:color w:val="222222"/>
+          <w:sz w:val="22"/>
+          <w:szCs w:val="22"/>
+        </w:rPr>
+        <w:t xml:space="preserve">, a favor de Rappi el </w:t>
+      </w:r>
+      <w:r>
+        <w:rPr>
+          <w:rFonts w:ascii="Garamond" w:eastAsia="Garamond" w:hAnsi="Garamond" w:cs="Garamond"/>
+          <w:sz w:val="22"/>
+          <w:szCs w:val="22"/>
+        </w:rPr>
+        <w:t>Acuerdo de Alianza Estratégica</w:t>
+      </w:r>
+      <w:r>
+        <w:rPr>
+          <w:rFonts w:ascii="Garamond" w:eastAsia="Garamond" w:hAnsi="Garamond" w:cs="Garamond"/>
+          <w:color w:val="222222"/>
+          <w:sz w:val="22"/>
+          <w:szCs w:val="22"/>
+        </w:rPr>
+        <w:t xml:space="preserve"> Oferta </w:t>
       </w:r>
       <w:proofErr w:type="spellStart"/>
       <w:r>
@@ -1818,7 +1990,7 @@
           <w:sz w:val="22"/>
           <w:szCs w:val="22"/>
         </w:rPr>
-        <w:t>Rappi</w:t>
+        <w:t>N°</w:t>
       </w:r>
       <w:proofErr w:type="spellEnd"/>
       <w:r>
@@ -1827,57 +1999,59 @@
           <w:color w:val="222222"/>
           <w:sz w:val="22"/>
           <w:szCs w:val="22"/>
-        </w:rPr>
-        <w:t xml:space="preserve"> el </w:t>
-      </w:r>
-      <w:r>
-        <w:rPr>
-          <w:rFonts w:ascii="Garamond" w:eastAsia="Garamond" w:hAnsi="Garamond" w:cs="Garamond"/>
-          <w:sz w:val="22"/>
-          <w:szCs w:val="22"/>
-        </w:rPr>
-        <w:t>Acuerdo de Alianza Estratégica</w:t>
-      </w:r>
-      <w:r>
-        <w:rPr>
-          <w:rFonts w:ascii="Garamond" w:eastAsia="Garamond" w:hAnsi="Garamond" w:cs="Garamond"/>
-          <w:color w:val="222222"/>
-          <w:sz w:val="22"/>
-          <w:szCs w:val="22"/>
-        </w:rPr>
-        <w:t xml:space="preserve"> Oferta </w:t>
-      </w:r>
-      <w:proofErr w:type="spellStart"/>
-      <w:r>
-        <w:rPr>
-          <w:rFonts w:ascii="Garamond" w:eastAsia="Garamond" w:hAnsi="Garamond" w:cs="Garamond"/>
-          <w:color w:val="222222"/>
-          <w:sz w:val="22"/>
-          <w:szCs w:val="22"/>
-        </w:rPr>
-        <w:t>N°</w:t>
-      </w:r>
-      <w:proofErr w:type="spellEnd"/>
-      <w:r>
-        <w:rPr>
-          <w:rFonts w:ascii="Garamond" w:eastAsia="Garamond" w:hAnsi="Garamond" w:cs="Garamond"/>
-          <w:color w:val="222222"/>
-          <w:sz w:val="22"/>
-          <w:szCs w:val="22"/>
-          <w:highlight w:val="yellow"/>
           <w:lang w:val="es-ES"/>
         </w:rPr>
-        <w:t>01/</w:t>
-      </w:r>
-      <w:r>
-        <w:rPr>
-          <w:rFonts w:ascii="Garamond" w:eastAsia="Garamond" w:hAnsi="Garamond" w:cs="Garamond"/>
-          <w:color w:val="222222"/>
-          <w:sz w:val="22"/>
-          <w:szCs w:val="22"/>
-          <w:highlight w:val="yellow"/>
-        </w:rPr>
-        <w:t>{{ N_CESION_ANTIGUA }}</w:t>
+        <w:t>01</w:t>
+      </w:r>
+      <w:proofErr w:type="gramStart"/>
+      <w:r>
+        <w:rPr>
+          <w:rFonts w:ascii="Garamond" w:eastAsia="Garamond" w:hAnsi="Garamond" w:cs="Garamond"/>
+          <w:color w:val="222222"/>
+          <w:sz w:val="22"/>
+          <w:szCs w:val="22"/>
+          <w:lang w:val="es-ES"/>
+        </w:rPr>
+        <w:t>/</w:t>
+      </w:r>
+      <w:r>
+        <w:rPr>
+          <w:rFonts w:ascii="Garamond" w:eastAsia="Garamond" w:hAnsi="Garamond" w:cs="Garamond"/>
+          <w:color w:val="222222"/>
+          <w:sz w:val="22"/>
+          <w:szCs w:val="22"/>
+        </w:rPr>
+        <w:t>{{ N</w:t>
+      </w:r>
+      <w:proofErr w:type="gramEnd"/>
+      <w:r>
+        <w:rPr>
+          <w:rFonts w:ascii="Garamond" w:eastAsia="Garamond" w:hAnsi="Garamond" w:cs="Garamond"/>
+          <w:color w:val="222222"/>
+          <w:sz w:val="22"/>
+          <w:szCs w:val="22"/>
+        </w:rPr>
+        <w:t>_CESION_</w:t>
+      </w:r>
+      <w:proofErr w:type="gramStart"/>
+      <w:r>
+        <w:rPr>
+          <w:rFonts w:ascii="Garamond" w:eastAsia="Garamond" w:hAnsi="Garamond" w:cs="Garamond"/>
+          <w:color w:val="222222"/>
+          <w:sz w:val="22"/>
+          <w:szCs w:val="22"/>
+        </w:rPr>
+        <w:t>ANTIGUA }</w:t>
+      </w:r>
+      <w:proofErr w:type="gramEnd"/>
+      <w:r>
+        <w:rPr>
+          <w:rFonts w:ascii="Garamond" w:eastAsia="Garamond" w:hAnsi="Garamond" w:cs="Garamond"/>
+          <w:color w:val="222222"/>
+          <w:sz w:val="22"/>
+          <w:szCs w:val="22"/>
+        </w:rPr>
+        <w:t>}</w:t>
       </w:r>
       <w:r>
         <w:rPr>
@@ -1941,20 +2115,37 @@
           <w:color w:val="222222"/>
           <w:sz w:val="22"/>
           <w:szCs w:val="22"/>
-          <w:highlight w:val="yellow"/>
-        </w:rPr>
-        <w:t xml:space="preserve">{{ </w:t>
-      </w:r>
-      <w:proofErr w:type="spellStart"/>
+        </w:rPr>
+        <w:t>{{ NOMBRE</w:t>
+      </w:r>
+      <w:proofErr w:type="gramEnd"/>
       <w:r>
         <w:rPr>
           <w:rFonts w:ascii="Garamond" w:eastAsia="Garamond" w:hAnsi="Garamond"/>
           <w:color w:val="222222"/>
           <w:sz w:val="22"/>
           <w:szCs w:val="22"/>
-          <w:highlight w:val="yellow"/>
-        </w:rPr>
-        <w:t>NOMBRE</w:t>
+        </w:rPr>
+        <w:t>_CESIONARIO|</w:t>
+      </w:r>
+      <w:proofErr w:type="gramStart"/>
+      <w:r>
+        <w:rPr>
+          <w:rFonts w:ascii="Garamond" w:eastAsia="Garamond" w:hAnsi="Garamond"/>
+          <w:color w:val="222222"/>
+          <w:sz w:val="22"/>
+          <w:szCs w:val="22"/>
+        </w:rPr>
+        <w:t>upper</w:t>
+      </w:r>
+      <w:r>
+        <w:rPr>
+          <w:rFonts w:ascii="Garamond" w:eastAsia="Garamond" w:hAnsi="Garamond"/>
+          <w:color w:val="222222"/>
+          <w:sz w:val="22"/>
+          <w:szCs w:val="22"/>
+        </w:rPr>
+        <w:t xml:space="preserve"> }</w:t>
       </w:r>
       <w:proofErr w:type="gramEnd"/>
       <w:r>
@@ -1963,9 +2154,8 @@
           <w:color w:val="222222"/>
           <w:sz w:val="22"/>
           <w:szCs w:val="22"/>
-          <w:highlight w:val="yellow"/>
-        </w:rPr>
-        <w:t>_CESIONARIO|</w:t>
+        </w:rPr>
+        <w:t>}</w:t>
       </w:r>
       <w:r>
         <w:rPr>
@@ -1974,26 +2164,6 @@
           <w:sz w:val="22"/>
           <w:szCs w:val="22"/>
         </w:rPr>
-        <w:t>upper</w:t>
-      </w:r>
-      <w:proofErr w:type="spellEnd"/>
-      <w:r>
-        <w:rPr>
-          <w:rFonts w:ascii="Garamond" w:eastAsia="Garamond" w:hAnsi="Garamond"/>
-          <w:color w:val="222222"/>
-          <w:sz w:val="22"/>
-          <w:szCs w:val="22"/>
-          <w:highlight w:val="yellow"/>
-        </w:rPr>
-        <w:t xml:space="preserve"> }}</w:t>
-      </w:r>
-      <w:r>
-        <w:rPr>
-          <w:rFonts w:ascii="Garamond" w:eastAsia="Garamond" w:hAnsi="Garamond"/>
-          <w:color w:val="222222"/>
-          <w:sz w:val="22"/>
-          <w:szCs w:val="22"/>
-        </w:rPr>
         <w:t>.</w:t>
       </w:r>
       <w:r>
@@ -2002,53 +2172,52 @@
           <w:sz w:val="22"/>
           <w:szCs w:val="22"/>
         </w:rPr>
-        <w:t>,</w:t>
-      </w:r>
-      <w:r>
-        <w:rPr>
-          <w:rFonts w:ascii="Garamond" w:eastAsia="Garamond" w:hAnsi="Garamond" w:cs="Garamond"/>
-          <w:sz w:val="22"/>
-          <w:szCs w:val="22"/>
-        </w:rPr>
-        <w:t xml:space="preserve"> CUIT </w:t>
-      </w:r>
-      <w:r>
-        <w:rPr>
-          <w:rFonts w:ascii="Garamond" w:eastAsia="Garamond" w:hAnsi="Garamond" w:cs="Garamond"/>
-          <w:sz w:val="22"/>
-          <w:szCs w:val="22"/>
-          <w:highlight w:val="yellow"/>
-        </w:rPr>
-        <w:t>{{ CUIT_CESIONARIO }}</w:t>
-      </w:r>
-      <w:r>
-        <w:rPr>
-          <w:rFonts w:ascii="Garamond" w:eastAsia="Garamond" w:hAnsi="Garamond" w:cs="Garamond"/>
-          <w:color w:val="222222"/>
-          <w:sz w:val="22"/>
-          <w:szCs w:val="22"/>
-        </w:rPr>
-        <w:t xml:space="preserve"> (el “CESIONARIO”), quedando conformado el Acuerdo por </w:t>
-      </w:r>
-      <w:proofErr w:type="spellStart"/>
-      <w:r>
-        <w:rPr>
-          <w:rFonts w:ascii="Garamond" w:eastAsia="Garamond" w:hAnsi="Garamond" w:cs="Garamond"/>
-          <w:color w:val="222222"/>
-          <w:sz w:val="22"/>
-          <w:szCs w:val="22"/>
-        </w:rPr>
-        <w:t>Rappi</w:t>
-      </w:r>
-      <w:proofErr w:type="spellEnd"/>
-      <w:r>
-        <w:rPr>
-          <w:rFonts w:ascii="Garamond" w:eastAsia="Garamond" w:hAnsi="Garamond" w:cs="Garamond"/>
-          <w:color w:val="222222"/>
-          <w:sz w:val="22"/>
-          <w:szCs w:val="22"/>
-        </w:rPr>
-        <w:t xml:space="preserve"> y el Cesionario;</w:t>
+        <w:t xml:space="preserve">, CUIT </w:t>
+      </w:r>
+      <w:proofErr w:type="gramStart"/>
+      <w:r>
+        <w:rPr>
+          <w:rFonts w:ascii="Garamond" w:eastAsia="Garamond" w:hAnsi="Garamond" w:cs="Garamond"/>
+          <w:sz w:val="22"/>
+          <w:szCs w:val="22"/>
+        </w:rPr>
+        <w:t>{{ CUIT</w:t>
+      </w:r>
+      <w:proofErr w:type="gramEnd"/>
+      <w:r>
+        <w:rPr>
+          <w:rFonts w:ascii="Garamond" w:eastAsia="Garamond" w:hAnsi="Garamond" w:cs="Garamond"/>
+          <w:sz w:val="22"/>
+          <w:szCs w:val="22"/>
+        </w:rPr>
+        <w:t>_</w:t>
+      </w:r>
+      <w:proofErr w:type="gramStart"/>
+      <w:r>
+        <w:rPr>
+          <w:rFonts w:ascii="Garamond" w:eastAsia="Garamond" w:hAnsi="Garamond" w:cs="Garamond"/>
+          <w:sz w:val="22"/>
+          <w:szCs w:val="22"/>
+        </w:rPr>
+        <w:t>CESIONARIO }</w:t>
+      </w:r>
+      <w:proofErr w:type="gramEnd"/>
+      <w:r>
+        <w:rPr>
+          <w:rFonts w:ascii="Garamond" w:eastAsia="Garamond" w:hAnsi="Garamond" w:cs="Garamond"/>
+          <w:sz w:val="22"/>
+          <w:szCs w:val="22"/>
+        </w:rPr>
+        <w:t>}</w:t>
+      </w:r>
+      <w:r>
+        <w:rPr>
+          <w:rFonts w:ascii="Garamond" w:eastAsia="Garamond" w:hAnsi="Garamond" w:cs="Garamond"/>
+          <w:color w:val="222222"/>
+          <w:sz w:val="22"/>
+          <w:szCs w:val="22"/>
+        </w:rPr>
+        <w:t xml:space="preserve"> (el “CESIONARIO”), quedando conformado el Acuerdo por Rappi y el Cesionario;</w:t>
       </w:r>
     </w:p>
     <w:p>
@@ -2225,110 +2394,50 @@
           <w:sz w:val="22"/>
           <w:szCs w:val="22"/>
         </w:rPr>
-        <w:t xml:space="preserve">1.2. </w:t>
-      </w:r>
-      <w:proofErr w:type="spellStart"/>
-      <w:r>
-        <w:rPr>
-          <w:rFonts w:ascii="Garamond" w:eastAsia="Garamond" w:hAnsi="Garamond" w:cs="Garamond"/>
-          <w:color w:val="222222"/>
-          <w:sz w:val="22"/>
-          <w:szCs w:val="22"/>
-        </w:rPr>
-        <w:t>Rappi</w:t>
-      </w:r>
-      <w:proofErr w:type="spellEnd"/>
-      <w:r>
-        <w:rPr>
-          <w:rFonts w:ascii="Garamond" w:eastAsia="Garamond" w:hAnsi="Garamond" w:cs="Garamond"/>
-          <w:color w:val="222222"/>
-          <w:sz w:val="22"/>
-          <w:szCs w:val="22"/>
-        </w:rPr>
-        <w:t xml:space="preserve"> presta </w:t>
-      </w:r>
-      <w:proofErr w:type="gramStart"/>
-      <w:r>
-        <w:rPr>
-          <w:rFonts w:ascii="Garamond" w:eastAsia="Garamond" w:hAnsi="Garamond" w:cs="Garamond"/>
-          <w:color w:val="222222"/>
-          <w:sz w:val="22"/>
-          <w:szCs w:val="22"/>
-        </w:rPr>
-        <w:t>conformidad  respecto</w:t>
-      </w:r>
-      <w:proofErr w:type="gramEnd"/>
-      <w:r>
-        <w:rPr>
-          <w:rFonts w:ascii="Garamond" w:eastAsia="Garamond" w:hAnsi="Garamond" w:cs="Garamond"/>
-          <w:color w:val="222222"/>
-          <w:sz w:val="22"/>
-          <w:szCs w:val="22"/>
-        </w:rPr>
-        <w:t xml:space="preserve"> a la Cesión por parte del Cedente a favor del Cesionario.</w:t>
-      </w:r>
-    </w:p>
-    <w:p>
-      <w:pPr>
-        <w:keepNext/>
-        <w:tabs>
-          <w:tab w:val="left" w:pos="6804"/>
-        </w:tabs>
-        <w:spacing w:line="360" w:lineRule="auto"/>
-        <w:ind w:right="141"/>
-        <w:jc w:val="both"/>
-        <w:rPr>
-          <w:rFonts w:ascii="Garamond" w:eastAsia="Garamond" w:hAnsi="Garamond" w:cs="Garamond"/>
-          <w:color w:val="222222"/>
-          <w:sz w:val="22"/>
-          <w:szCs w:val="22"/>
-        </w:rPr>
-      </w:pPr>
-    </w:p>
-    <w:p>
-      <w:pPr>
-        <w:keepNext/>
-        <w:tabs>
-          <w:tab w:val="left" w:pos="6804"/>
-        </w:tabs>
-        <w:spacing w:line="360" w:lineRule="auto"/>
-        <w:ind w:right="141"/>
-        <w:jc w:val="both"/>
-        <w:rPr>
-          <w:rFonts w:ascii="Garamond" w:eastAsia="Garamond" w:hAnsi="Garamond" w:cs="Garamond"/>
-          <w:color w:val="222222"/>
-          <w:sz w:val="22"/>
-          <w:szCs w:val="22"/>
-        </w:rPr>
-      </w:pPr>
-      <w:r>
-        <w:rPr>
-          <w:rFonts w:ascii="Garamond" w:eastAsia="Garamond" w:hAnsi="Garamond" w:cs="Garamond"/>
-          <w:color w:val="222222"/>
-          <w:sz w:val="22"/>
-          <w:szCs w:val="22"/>
-        </w:rPr>
-        <w:t xml:space="preserve">A tales efectos, las obligaciones que le corresponden al Cesionario y a </w:t>
-      </w:r>
-      <w:proofErr w:type="spellStart"/>
-      <w:r>
-        <w:rPr>
-          <w:rFonts w:ascii="Garamond" w:eastAsia="Garamond" w:hAnsi="Garamond" w:cs="Garamond"/>
-          <w:color w:val="222222"/>
-          <w:sz w:val="22"/>
-          <w:szCs w:val="22"/>
-        </w:rPr>
-        <w:t>Rappi</w:t>
-      </w:r>
-      <w:proofErr w:type="spellEnd"/>
-      <w:r>
-        <w:rPr>
-          <w:rFonts w:ascii="Garamond" w:eastAsia="Garamond" w:hAnsi="Garamond" w:cs="Garamond"/>
-          <w:color w:val="222222"/>
-          <w:sz w:val="22"/>
-          <w:szCs w:val="22"/>
-        </w:rPr>
-        <w:t xml:space="preserve"> como consecuencia de la Cesión se encuentran establecidas en el Acuerdo. </w:t>
+        <w:t>1.2. Rappi presta conformidad respecto a la Cesión por parte del Cedente a favor del Cesionario.</w:t>
+      </w:r>
+    </w:p>
+    <w:p>
+      <w:pPr>
+        <w:keepNext/>
+        <w:tabs>
+          <w:tab w:val="left" w:pos="6804"/>
+        </w:tabs>
+        <w:spacing w:line="360" w:lineRule="auto"/>
+        <w:ind w:right="141"/>
+        <w:jc w:val="both"/>
+        <w:rPr>
+          <w:rFonts w:ascii="Garamond" w:eastAsia="Garamond" w:hAnsi="Garamond" w:cs="Garamond"/>
+          <w:color w:val="222222"/>
+          <w:sz w:val="22"/>
+          <w:szCs w:val="22"/>
+        </w:rPr>
+      </w:pPr>
+    </w:p>
+    <w:p>
+      <w:pPr>
+        <w:keepNext/>
+        <w:tabs>
+          <w:tab w:val="left" w:pos="6804"/>
+        </w:tabs>
+        <w:spacing w:line="360" w:lineRule="auto"/>
+        <w:ind w:right="141"/>
+        <w:jc w:val="both"/>
+        <w:rPr>
+          <w:rFonts w:ascii="Garamond" w:eastAsia="Garamond" w:hAnsi="Garamond" w:cs="Garamond"/>
+          <w:color w:val="222222"/>
+          <w:sz w:val="22"/>
+          <w:szCs w:val="22"/>
+        </w:rPr>
+      </w:pPr>
+      <w:r>
+        <w:rPr>
+          <w:rFonts w:ascii="Garamond" w:eastAsia="Garamond" w:hAnsi="Garamond" w:cs="Garamond"/>
+          <w:color w:val="222222"/>
+          <w:sz w:val="22"/>
+          <w:szCs w:val="22"/>
+        </w:rPr>
+        <w:t xml:space="preserve">A tales efectos, las obligaciones que le corresponden al Cesionario y a Rappi como consecuencia de la Cesión se encuentran establecidas en el Acuerdo. </w:t>
       </w:r>
     </w:p>
     <w:p>
@@ -2527,71 +2636,33 @@
           <w:sz w:val="22"/>
           <w:szCs w:val="22"/>
         </w:rPr>
-        <w:t xml:space="preserve">Que no existe mejor derecho y/o gravamen y/o restricción y/o limitación y/o impedimento de cualquier naturaleza, que impida y/o prohíba y/o límite y/o de cualquier manera restrinja </w:t>
-      </w:r>
-      <w:r>
-        <w:rPr>
-          <w:rFonts w:ascii="Garamond" w:eastAsia="Garamond" w:hAnsi="Garamond" w:cs="Garamond"/>
-          <w:color w:val="222222"/>
-          <w:sz w:val="22"/>
-          <w:szCs w:val="22"/>
-        </w:rPr>
-        <w:t>sus</w:t>
-      </w:r>
-      <w:r>
-        <w:rPr>
-          <w:rFonts w:ascii="Garamond" w:eastAsia="Garamond" w:hAnsi="Garamond" w:cs="Garamond"/>
-          <w:color w:val="222222"/>
-          <w:sz w:val="22"/>
-          <w:szCs w:val="22"/>
-        </w:rPr>
-        <w:t xml:space="preserve"> facultades y derechos de suscribir y firmar la totalidad de la documentación que resulte necesaria para el otorgamiento y perfeccionamiento de la presente Cesión.</w:t>
-      </w:r>
-    </w:p>
-    <w:p>
-      <w:pPr>
-        <w:keepNext/>
-        <w:tabs>
-          <w:tab w:val="left" w:pos="6804"/>
-        </w:tabs>
-        <w:spacing w:line="360" w:lineRule="auto"/>
-        <w:ind w:right="141"/>
-        <w:jc w:val="both"/>
-        <w:rPr>
-          <w:rFonts w:ascii="Garamond" w:eastAsia="Garamond" w:hAnsi="Garamond" w:cs="Garamond"/>
-          <w:color w:val="222222"/>
-          <w:sz w:val="22"/>
-          <w:szCs w:val="22"/>
-        </w:rPr>
-      </w:pPr>
-      <w:r>
-        <w:rPr>
-          <w:rFonts w:ascii="Garamond" w:eastAsia="Garamond" w:hAnsi="Garamond" w:cs="Garamond"/>
-          <w:color w:val="222222"/>
-          <w:sz w:val="22"/>
-          <w:szCs w:val="22"/>
-        </w:rPr>
-        <w:t xml:space="preserve">2.2. El Cedente declara y garantiza a </w:t>
-      </w:r>
-      <w:proofErr w:type="spellStart"/>
-      <w:r>
-        <w:rPr>
-          <w:rFonts w:ascii="Garamond" w:eastAsia="Garamond" w:hAnsi="Garamond" w:cs="Garamond"/>
-          <w:color w:val="222222"/>
-          <w:sz w:val="22"/>
-          <w:szCs w:val="22"/>
-        </w:rPr>
-        <w:t>Rappi</w:t>
-      </w:r>
-      <w:proofErr w:type="spellEnd"/>
-      <w:r>
-        <w:rPr>
-          <w:rFonts w:ascii="Garamond" w:eastAsia="Garamond" w:hAnsi="Garamond" w:cs="Garamond"/>
-          <w:color w:val="222222"/>
-          <w:sz w:val="22"/>
-          <w:szCs w:val="22"/>
-        </w:rPr>
-        <w:t>:</w:t>
+        <w:t>Que no existe mejor derecho y/o gravamen y/o restricción y/o limitación y/o impedimento de cualquier naturaleza, que impida y/o prohíba y/o límite y/o de cualquier manera restrinja sus facultades y derechos de suscribir y firmar la totalidad de la documentación que resulte necesaria para el otorgamiento y perfeccionamiento de la presente Cesión.</w:t>
+      </w:r>
+    </w:p>
+    <w:p>
+      <w:pPr>
+        <w:keepNext/>
+        <w:tabs>
+          <w:tab w:val="left" w:pos="6804"/>
+        </w:tabs>
+        <w:spacing w:line="360" w:lineRule="auto"/>
+        <w:ind w:right="141"/>
+        <w:jc w:val="both"/>
+        <w:rPr>
+          <w:rFonts w:ascii="Garamond" w:eastAsia="Garamond" w:hAnsi="Garamond" w:cs="Garamond"/>
+          <w:color w:val="222222"/>
+          <w:sz w:val="22"/>
+          <w:szCs w:val="22"/>
+        </w:rPr>
+      </w:pPr>
+      <w:r>
+        <w:rPr>
+          <w:rFonts w:ascii="Garamond" w:eastAsia="Garamond" w:hAnsi="Garamond" w:cs="Garamond"/>
+          <w:color w:val="222222"/>
+          <w:sz w:val="22"/>
+          <w:szCs w:val="22"/>
+        </w:rPr>
+        <w:t>2.2. El Cedente declara y garantiza a Rappi:</w:t>
       </w:r>
     </w:p>
     <w:p>
@@ -2741,9 +2812,17 @@
           <w:sz w:val="22"/>
           <w:szCs w:val="22"/>
         </w:rPr>
-        <w:t xml:space="preserve"> </w:t>
-      </w:r>
-      <w:proofErr w:type="spellStart"/>
+        <w:t xml:space="preserve"> Nº</w:t>
+      </w:r>
+      <w:r>
+        <w:rPr>
+          <w:rFonts w:ascii="Garamond" w:eastAsia="Garamond" w:hAnsi="Garamond" w:cs="Garamond"/>
+          <w:color w:val="222222"/>
+          <w:sz w:val="22"/>
+          <w:szCs w:val="22"/>
+        </w:rPr>
+        <w:t>01</w:t>
+      </w:r>
       <w:proofErr w:type="gramStart"/>
       <w:r>
         <w:rPr>
@@ -2752,18 +2831,16 @@
           <w:sz w:val="22"/>
           <w:szCs w:val="22"/>
         </w:rPr>
-        <w:t>Nº</w:t>
-      </w:r>
-      <w:proofErr w:type="spellEnd"/>
-      <w:r>
-        <w:rPr>
-          <w:rFonts w:ascii="Garamond" w:eastAsia="Garamond" w:hAnsi="Garamond" w:cs="Garamond"/>
-          <w:color w:val="222222"/>
-          <w:sz w:val="22"/>
-          <w:szCs w:val="22"/>
-          <w:highlight w:val="yellow"/>
-        </w:rPr>
-        <w:t>{</w:t>
+        <w:t>/</w:t>
+      </w:r>
+      <w:r>
+        <w:rPr>
+          <w:rFonts w:ascii="Garamond" w:eastAsia="Garamond" w:hAnsi="Garamond" w:cs="Garamond"/>
+          <w:color w:val="222222"/>
+          <w:sz w:val="22"/>
+          <w:szCs w:val="22"/>
+        </w:rPr>
+        <w:t>{{ N</w:t>
       </w:r>
       <w:proofErr w:type="gramEnd"/>
       <w:r>
@@ -2772,9 +2849,28 @@
           <w:color w:val="222222"/>
           <w:sz w:val="22"/>
           <w:szCs w:val="22"/>
-          <w:highlight w:val="yellow"/>
-        </w:rPr>
-        <w:t>{ N_CESION_ANTIGUA }}</w:t>
+        </w:rPr>
+        <w:t>_CESION_</w:t>
+      </w:r>
+      <w:proofErr w:type="gramStart"/>
+      <w:r>
+        <w:rPr>
+          <w:rFonts w:ascii="Garamond" w:eastAsia="Garamond" w:hAnsi="Garamond" w:cs="Garamond"/>
+          <w:color w:val="222222"/>
+          <w:sz w:val="22"/>
+          <w:szCs w:val="22"/>
+        </w:rPr>
+        <w:t>ANTIGUA }</w:t>
+      </w:r>
+      <w:proofErr w:type="gramEnd"/>
+      <w:r>
+        <w:rPr>
+          <w:rFonts w:ascii="Garamond" w:eastAsia="Garamond" w:hAnsi="Garamond" w:cs="Garamond"/>
+          <w:color w:val="222222"/>
+          <w:sz w:val="22"/>
+          <w:szCs w:val="22"/>
+        </w:rPr>
+        <w:t>}</w:t>
       </w:r>
     </w:p>
     <w:p>
@@ -2847,50 +2943,25 @@
           <w:sz w:val="22"/>
           <w:szCs w:val="22"/>
         </w:rPr>
-        <w:t xml:space="preserve">La cuenta bancaria informada en el presente documento reemplaza y deja sin efecto la cuenta bancaria del Cedente previamente informada en el contrato de la Oferta </w:t>
-      </w:r>
-      <w:proofErr w:type="spellStart"/>
-      <w:r>
-        <w:rPr>
-          <w:rFonts w:ascii="Garamond" w:eastAsia="Garamond" w:hAnsi="Garamond" w:cs="Garamond"/>
-          <w:color w:val="222222"/>
-          <w:sz w:val="22"/>
-          <w:szCs w:val="22"/>
-        </w:rPr>
-        <w:t>Nº</w:t>
-      </w:r>
-      <w:proofErr w:type="spellEnd"/>
-      <w:r>
-        <w:rPr>
-          <w:rFonts w:ascii="Garamond" w:eastAsia="Garamond" w:hAnsi="Garamond" w:cs="Garamond"/>
-          <w:color w:val="222222"/>
-          <w:sz w:val="22"/>
-          <w:szCs w:val="22"/>
-          <w:lang w:val="es-ES"/>
-        </w:rPr>
-        <w:t xml:space="preserve"> </w:t>
-      </w:r>
-      <w:proofErr w:type="gramStart"/>
-      <w:r>
-        <w:rPr>
-          <w:rFonts w:ascii="Garamond" w:eastAsia="Garamond" w:hAnsi="Garamond" w:cs="Garamond"/>
-          <w:color w:val="222222"/>
-          <w:sz w:val="22"/>
-          <w:szCs w:val="22"/>
-          <w:highlight w:val="yellow"/>
-        </w:rPr>
-        <w:t>{{ N</w:t>
-      </w:r>
-      <w:proofErr w:type="gramEnd"/>
-      <w:r>
-        <w:rPr>
-          <w:rFonts w:ascii="Garamond" w:eastAsia="Garamond" w:hAnsi="Garamond" w:cs="Garamond"/>
-          <w:color w:val="222222"/>
-          <w:sz w:val="22"/>
-          <w:szCs w:val="22"/>
-          <w:highlight w:val="yellow"/>
-        </w:rPr>
-        <w:t>_CESION_ANTIGUA }}</w:t>
+        <w:t>La cuenta bancaria informada en el presente documento reemplaza y deja sin efecto la cuenta bancaria del Cedente previamente informada en el contrato de la Oferta Nº</w:t>
+      </w:r>
+      <w:r>
+        <w:rPr>
+          <w:rFonts w:ascii="Garamond" w:eastAsia="Garamond" w:hAnsi="Garamond" w:cs="Garamond"/>
+          <w:color w:val="222222"/>
+          <w:sz w:val="22"/>
+          <w:szCs w:val="22"/>
+        </w:rPr>
+        <w:t>01/</w:t>
+      </w:r>
+      <w:r>
+        <w:rPr>
+          <w:rFonts w:ascii="Garamond" w:eastAsia="Garamond" w:hAnsi="Garamond" w:cs="Garamond"/>
+          <w:color w:val="222222"/>
+          <w:sz w:val="22"/>
+          <w:szCs w:val="22"/>
+        </w:rPr>
+        <w:t>{{ N_CESION_ANTIGUA }}</w:t>
       </w:r>
       <w:r>
         <w:rPr>
@@ -2968,20 +3039,37 @@
           <w:color w:val="222222"/>
           <w:sz w:val="22"/>
           <w:szCs w:val="22"/>
-          <w:highlight w:val="yellow"/>
-        </w:rPr>
-        <w:t xml:space="preserve">{{ </w:t>
-      </w:r>
-      <w:proofErr w:type="spellStart"/>
+        </w:rPr>
+        <w:t>{{ NOMBRE</w:t>
+      </w:r>
+      <w:proofErr w:type="gramEnd"/>
       <w:r>
         <w:rPr>
           <w:rFonts w:ascii="Garamond" w:eastAsia="Garamond" w:hAnsi="Garamond"/>
           <w:color w:val="222222"/>
           <w:sz w:val="22"/>
           <w:szCs w:val="22"/>
-          <w:highlight w:val="yellow"/>
-        </w:rPr>
-        <w:t>NOMBRE</w:t>
+        </w:rPr>
+        <w:t>_CESIONARIO|</w:t>
+      </w:r>
+      <w:proofErr w:type="gramStart"/>
+      <w:r>
+        <w:rPr>
+          <w:rFonts w:ascii="Garamond" w:eastAsia="Garamond" w:hAnsi="Garamond"/>
+          <w:color w:val="222222"/>
+          <w:sz w:val="22"/>
+          <w:szCs w:val="22"/>
+        </w:rPr>
+        <w:t>upper</w:t>
+      </w:r>
+      <w:r>
+        <w:rPr>
+          <w:rFonts w:ascii="Garamond" w:eastAsia="Garamond" w:hAnsi="Garamond"/>
+          <w:color w:val="222222"/>
+          <w:sz w:val="22"/>
+          <w:szCs w:val="22"/>
+        </w:rPr>
+        <w:t xml:space="preserve"> }</w:t>
       </w:r>
       <w:proofErr w:type="gramEnd"/>
       <w:r>
@@ -2990,29 +3078,8 @@
           <w:color w:val="222222"/>
           <w:sz w:val="22"/>
           <w:szCs w:val="22"/>
-          <w:highlight w:val="yellow"/>
-        </w:rPr>
-        <w:t>_CESIONARIO|</w:t>
-      </w:r>
-      <w:r>
-        <w:rPr>
-          <w:rFonts w:ascii="Garamond" w:eastAsia="Garamond" w:hAnsi="Garamond"/>
-          <w:color w:val="222222"/>
-          <w:sz w:val="22"/>
-          <w:szCs w:val="22"/>
-        </w:rPr>
-        <w:t>upper</w:t>
-      </w:r>
-      <w:proofErr w:type="spellEnd"/>
-      <w:r>
-        <w:rPr>
-          <w:rFonts w:ascii="Garamond" w:eastAsia="Garamond" w:hAnsi="Garamond"/>
-          <w:color w:val="222222"/>
-          <w:sz w:val="22"/>
-          <w:szCs w:val="22"/>
-          <w:highlight w:val="yellow"/>
-        </w:rPr>
-        <w:t xml:space="preserve"> }}</w:t>
+        </w:rPr>
+        <w:t>}</w:t>
       </w:r>
     </w:p>
     <w:p>
@@ -3071,7 +3138,6 @@
           <w:color w:val="222222"/>
           <w:sz w:val="22"/>
           <w:szCs w:val="22"/>
-          <w:highlight w:val="yellow"/>
         </w:rPr>
         <w:t>{{ NUMERO</w:t>
       </w:r>
@@ -3082,9 +3148,28 @@
           <w:color w:val="222222"/>
           <w:sz w:val="22"/>
           <w:szCs w:val="22"/>
-          <w:highlight w:val="yellow"/>
-        </w:rPr>
-        <w:t>_CUENTA }}</w:t>
+        </w:rPr>
+        <w:t>_</w:t>
+      </w:r>
+      <w:proofErr w:type="gramStart"/>
+      <w:r>
+        <w:rPr>
+          <w:rFonts w:ascii="Garamond" w:eastAsia="Garamond" w:hAnsi="Garamond" w:cs="Garamond"/>
+          <w:color w:val="222222"/>
+          <w:sz w:val="22"/>
+          <w:szCs w:val="22"/>
+        </w:rPr>
+        <w:t>CUENTA }</w:t>
+      </w:r>
+      <w:proofErr w:type="gramEnd"/>
+      <w:r>
+        <w:rPr>
+          <w:rFonts w:ascii="Garamond" w:eastAsia="Garamond" w:hAnsi="Garamond" w:cs="Garamond"/>
+          <w:color w:val="222222"/>
+          <w:sz w:val="22"/>
+          <w:szCs w:val="22"/>
+        </w:rPr>
+        <w:t>}</w:t>
       </w:r>
     </w:p>
     <w:p>
@@ -3123,7 +3208,6 @@
           <w:color w:val="222222"/>
           <w:sz w:val="22"/>
           <w:szCs w:val="22"/>
-          <w:highlight w:val="yellow"/>
         </w:rPr>
         <w:t>{{ CBU</w:t>
       </w:r>
@@ -3134,7 +3218,6 @@
           <w:color w:val="222222"/>
           <w:sz w:val="22"/>
           <w:szCs w:val="22"/>
-          <w:highlight w:val="yellow"/>
         </w:rPr>
         <w:t xml:space="preserve"> }}</w:t>
       </w:r>
@@ -3175,7 +3258,6 @@
           <w:color w:val="222222"/>
           <w:sz w:val="22"/>
           <w:szCs w:val="22"/>
-          <w:highlight w:val="yellow"/>
         </w:rPr>
         <w:t xml:space="preserve">{{ </w:t>
       </w:r>
@@ -3186,7 +3268,6 @@
           <w:color w:val="222222"/>
           <w:sz w:val="22"/>
           <w:szCs w:val="22"/>
-          <w:highlight w:val="yellow"/>
         </w:rPr>
         <w:t>BANCO</w:t>
       </w:r>
@@ -3197,9 +3278,18 @@
           <w:color w:val="222222"/>
           <w:sz w:val="22"/>
           <w:szCs w:val="22"/>
-          <w:highlight w:val="yellow"/>
-        </w:rPr>
-        <w:t>|title</w:t>
+        </w:rPr>
+        <w:t>|</w:t>
+      </w:r>
+      <w:proofErr w:type="gramStart"/>
+      <w:r>
+        <w:rPr>
+          <w:rFonts w:ascii="Garamond" w:eastAsia="Garamond" w:hAnsi="Garamond"/>
+          <w:color w:val="222222"/>
+          <w:sz w:val="22"/>
+          <w:szCs w:val="22"/>
+        </w:rPr>
+        <w:t>title</w:t>
       </w:r>
       <w:proofErr w:type="spellEnd"/>
       <w:r>
@@ -3208,9 +3298,18 @@
           <w:color w:val="222222"/>
           <w:sz w:val="22"/>
           <w:szCs w:val="22"/>
-          <w:highlight w:val="yellow"/>
-        </w:rPr>
-        <w:t xml:space="preserve"> }}</w:t>
+        </w:rPr>
+        <w:t xml:space="preserve"> }</w:t>
+      </w:r>
+      <w:proofErr w:type="gramEnd"/>
+      <w:r>
+        <w:rPr>
+          <w:rFonts w:ascii="Garamond" w:eastAsia="Garamond" w:hAnsi="Garamond"/>
+          <w:color w:val="222222"/>
+          <w:sz w:val="22"/>
+          <w:szCs w:val="22"/>
+        </w:rPr>
+        <w:t>}</w:t>
       </w:r>
     </w:p>
     <w:p>
@@ -4289,7 +4388,6 @@
           <w:color w:val="222222"/>
           <w:sz w:val="22"/>
           <w:szCs w:val="22"/>
-          <w:highlight w:val="yellow"/>
         </w:rPr>
         <w:t>{{ FECHA</w:t>
       </w:r>
@@ -4300,7 +4398,6 @@
           <w:color w:val="222222"/>
           <w:sz w:val="22"/>
           <w:szCs w:val="22"/>
-          <w:highlight w:val="yellow"/>
         </w:rPr>
         <w:t xml:space="preserve"> }}</w:t>
       </w:r>
@@ -4365,11 +4462,10 @@
           <w:color w:val="222222"/>
           <w:sz w:val="22"/>
           <w:szCs w:val="22"/>
-          <w:highlight w:val="yellow"/>
-        </w:rPr>
-        <w:t xml:space="preserve">{{ </w:t>
-      </w:r>
-      <w:proofErr w:type="spellStart"/>
+        </w:rPr>
+        <w:t>{{ NOMBRE</w:t>
+      </w:r>
+      <w:proofErr w:type="gramEnd"/>
       <w:r>
         <w:rPr>
           <w:rFonts w:ascii="Garamond" w:eastAsia="Garamond" w:hAnsi="Garamond"/>
@@ -4377,11 +4473,10 @@
           <w:color w:val="222222"/>
           <w:sz w:val="22"/>
           <w:szCs w:val="22"/>
-          <w:highlight w:val="yellow"/>
-        </w:rPr>
-        <w:t>NOMBRE</w:t>
-      </w:r>
-      <w:proofErr w:type="gramEnd"/>
+        </w:rPr>
+        <w:t>_CESIONARIO|</w:t>
+      </w:r>
+      <w:proofErr w:type="gramStart"/>
       <w:r>
         <w:rPr>
           <w:rFonts w:ascii="Garamond" w:eastAsia="Garamond" w:hAnsi="Garamond"/>
@@ -4389,9 +4484,8 @@
           <w:color w:val="222222"/>
           <w:sz w:val="22"/>
           <w:szCs w:val="22"/>
-          <w:highlight w:val="yellow"/>
-        </w:rPr>
-        <w:t>_CESIONARIO|</w:t>
+        </w:rPr>
+        <w:t>upper</w:t>
       </w:r>
       <w:r>
         <w:rPr>
@@ -4401,9 +4495,9 @@
           <w:sz w:val="22"/>
           <w:szCs w:val="22"/>
         </w:rPr>
-        <w:t>upper</w:t>
-      </w:r>
-      <w:proofErr w:type="spellEnd"/>
+        <w:t xml:space="preserve"> }</w:t>
+      </w:r>
+      <w:proofErr w:type="gramEnd"/>
       <w:r>
         <w:rPr>
           <w:rFonts w:ascii="Garamond" w:eastAsia="Garamond" w:hAnsi="Garamond"/>
@@ -4411,10 +4505,99 @@
           <w:color w:val="222222"/>
           <w:sz w:val="22"/>
           <w:szCs w:val="22"/>
-          <w:highlight w:val="yellow"/>
-        </w:rPr>
-        <w:t xml:space="preserve"> }}</w:t>
-      </w:r>
+        </w:rPr>
+        <w:t xml:space="preserve">} </w:t>
+      </w:r>
+      <w:r>
+        <w:rPr>
+          <w:rFonts w:ascii="Garamond" w:eastAsia="Garamond" w:hAnsi="Garamond" w:cs="Garamond"/>
+          <w:b/>
+          <w:color w:val="222222"/>
+          <w:sz w:val="22"/>
+          <w:szCs w:val="22"/>
+        </w:rPr>
+        <w:t xml:space="preserve">CUIT </w:t>
+      </w:r>
+      <w:proofErr w:type="spellStart"/>
+      <w:r>
+        <w:rPr>
+          <w:rFonts w:ascii="Garamond" w:eastAsia="Garamond" w:hAnsi="Garamond" w:cs="Garamond"/>
+          <w:b/>
+          <w:color w:val="222222"/>
+          <w:sz w:val="22"/>
+          <w:szCs w:val="22"/>
+        </w:rPr>
+        <w:t>N</w:t>
+      </w:r>
+      <w:proofErr w:type="gramStart"/>
+      <w:r>
+        <w:rPr>
+          <w:rFonts w:ascii="Garamond" w:eastAsia="Garamond" w:hAnsi="Garamond" w:cs="Garamond"/>
+          <w:b/>
+          <w:color w:val="222222"/>
+          <w:sz w:val="22"/>
+          <w:szCs w:val="22"/>
+        </w:rPr>
+        <w:t>°</w:t>
+      </w:r>
+      <w:proofErr w:type="spellEnd"/>
+      <w:r>
+        <w:rPr>
+          <w:rFonts w:ascii="Garamond" w:eastAsia="Garamond" w:hAnsi="Garamond" w:cs="Garamond"/>
+          <w:b/>
+          <w:color w:val="222222"/>
+          <w:sz w:val="22"/>
+          <w:szCs w:val="22"/>
+        </w:rPr>
+        <w:t>{{ CUIT</w:t>
+      </w:r>
+      <w:proofErr w:type="gramEnd"/>
+      <w:r>
+        <w:rPr>
+          <w:rFonts w:ascii="Garamond" w:eastAsia="Garamond" w:hAnsi="Garamond" w:cs="Garamond"/>
+          <w:b/>
+          <w:color w:val="222222"/>
+          <w:sz w:val="22"/>
+          <w:szCs w:val="22"/>
+        </w:rPr>
+        <w:t>_</w:t>
+      </w:r>
+      <w:proofErr w:type="gramStart"/>
+      <w:r>
+        <w:rPr>
+          <w:rFonts w:ascii="Garamond" w:eastAsia="Garamond" w:hAnsi="Garamond" w:cs="Garamond"/>
+          <w:b/>
+          <w:color w:val="222222"/>
+          <w:sz w:val="22"/>
+          <w:szCs w:val="22"/>
+        </w:rPr>
+        <w:t>CESIONARIO }</w:t>
+      </w:r>
+      <w:proofErr w:type="gramEnd"/>
+      <w:r>
+        <w:rPr>
+          <w:rFonts w:ascii="Garamond" w:eastAsia="Garamond" w:hAnsi="Garamond" w:cs="Garamond"/>
+          <w:b/>
+          <w:color w:val="222222"/>
+          <w:sz w:val="22"/>
+          <w:szCs w:val="22"/>
+        </w:rPr>
+        <w:t>}</w:t>
+      </w:r>
+    </w:p>
+    <w:p>
+      <w:pPr>
+        <w:jc w:val="both"/>
+        <w:rPr>
+          <w:rFonts w:ascii="Garamond" w:eastAsia="Garamond" w:hAnsi="Garamond" w:cs="Garamond"/>
+          <w:b/>
+          <w:color w:val="222222"/>
+          <w:sz w:val="22"/>
+          <w:szCs w:val="22"/>
+          <w:lang w:val="pt-PT"/>
+        </w:rPr>
+      </w:pPr>
+      <w:proofErr w:type="gramStart"/>
       <w:r>
         <w:rPr>
           <w:rFonts w:ascii="Garamond" w:eastAsia="Garamond" w:hAnsi="Garamond"/>
@@ -4422,58 +4605,11 @@
           <w:color w:val="222222"/>
           <w:sz w:val="22"/>
           <w:szCs w:val="22"/>
-          <w:highlight w:val="yellow"/>
-        </w:rPr>
-        <w:t xml:space="preserve"> </w:t>
-      </w:r>
-      <w:r>
-        <w:rPr>
-          <w:rFonts w:ascii="Garamond" w:eastAsia="Garamond" w:hAnsi="Garamond" w:cs="Garamond"/>
-          <w:b/>
-          <w:color w:val="222222"/>
-          <w:sz w:val="22"/>
-          <w:szCs w:val="22"/>
-          <w:highlight w:val="yellow"/>
-        </w:rPr>
-        <w:t xml:space="preserve">CUIT </w:t>
-      </w:r>
-      <w:proofErr w:type="spellStart"/>
-      <w:r>
-        <w:rPr>
-          <w:rFonts w:ascii="Garamond" w:eastAsia="Garamond" w:hAnsi="Garamond" w:cs="Garamond"/>
-          <w:b/>
-          <w:color w:val="222222"/>
-          <w:sz w:val="22"/>
-          <w:szCs w:val="22"/>
-          <w:highlight w:val="yellow"/>
-        </w:rPr>
-        <w:t>N°</w:t>
-      </w:r>
-      <w:proofErr w:type="spellEnd"/>
-      <w:r>
-        <w:rPr>
-          <w:rFonts w:ascii="Garamond" w:eastAsia="Garamond" w:hAnsi="Garamond" w:cs="Garamond"/>
-          <w:b/>
-          <w:color w:val="222222"/>
-          <w:sz w:val="22"/>
-          <w:szCs w:val="22"/>
-          <w:highlight w:val="yellow"/>
-        </w:rPr>
-        <w:t>{{ CUIT_CESIONARIO }}</w:t>
-      </w:r>
-    </w:p>
-    <w:p>
-      <w:pPr>
-        <w:jc w:val="both"/>
-        <w:rPr>
-          <w:rFonts w:ascii="Garamond" w:eastAsia="Garamond" w:hAnsi="Garamond" w:cs="Garamond"/>
-          <w:b/>
-          <w:color w:val="222222"/>
-          <w:sz w:val="22"/>
-          <w:szCs w:val="22"/>
-        </w:rPr>
-      </w:pPr>
-      <w:proofErr w:type="gramStart"/>
+          <w:lang w:val="pt-PT"/>
+        </w:rPr>
+        <w:t>{{ NOMBRE</w:t>
+      </w:r>
+      <w:proofErr w:type="gramEnd"/>
       <w:r>
         <w:rPr>
           <w:rFonts w:ascii="Garamond" w:eastAsia="Garamond" w:hAnsi="Garamond"/>
@@ -4481,11 +4617,11 @@
           <w:color w:val="222222"/>
           <w:sz w:val="22"/>
           <w:szCs w:val="22"/>
-          <w:highlight w:val="yellow"/>
-        </w:rPr>
-        <w:t xml:space="preserve">{{ </w:t>
-      </w:r>
-      <w:proofErr w:type="spellStart"/>
+          <w:lang w:val="pt-PT"/>
+        </w:rPr>
+        <w:t>_CEDENTE|</w:t>
+      </w:r>
+      <w:proofErr w:type="gramStart"/>
       <w:r>
         <w:rPr>
           <w:rFonts w:ascii="Garamond" w:eastAsia="Garamond" w:hAnsi="Garamond"/>
@@ -4493,11 +4629,10 @@
           <w:color w:val="222222"/>
           <w:sz w:val="22"/>
           <w:szCs w:val="22"/>
-          <w:highlight w:val="yellow"/>
-        </w:rPr>
-        <w:t>NOMBRE</w:t>
-      </w:r>
-      <w:proofErr w:type="gramEnd"/>
+          <w:lang w:val="pt-PT"/>
+        </w:rPr>
+        <w:t>upper</w:t>
+      </w:r>
       <w:r>
         <w:rPr>
           <w:rFonts w:ascii="Garamond" w:eastAsia="Garamond" w:hAnsi="Garamond"/>
@@ -4505,10 +4640,11 @@
           <w:color w:val="222222"/>
           <w:sz w:val="22"/>
           <w:szCs w:val="22"/>
-          <w:highlight w:val="yellow"/>
-        </w:rPr>
-        <w:t>_CEDENTE|</w:t>
-      </w:r>
+          <w:lang w:val="pt-PT"/>
+        </w:rPr>
+        <w:t xml:space="preserve"> }</w:t>
+      </w:r>
+      <w:proofErr w:type="gramEnd"/>
       <w:r>
         <w:rPr>
           <w:rFonts w:ascii="Garamond" w:eastAsia="Garamond" w:hAnsi="Garamond"/>
@@ -4516,11 +4652,33 @@
           <w:color w:val="222222"/>
           <w:sz w:val="22"/>
           <w:szCs w:val="22"/>
-          <w:highlight w:val="yellow"/>
-        </w:rPr>
-        <w:t>upper</w:t>
-      </w:r>
-      <w:proofErr w:type="spellEnd"/>
+          <w:lang w:val="pt-PT"/>
+        </w:rPr>
+        <w:t xml:space="preserve">} </w:t>
+      </w:r>
+      <w:r>
+        <w:rPr>
+          <w:rFonts w:ascii="Garamond" w:eastAsia="Garamond" w:hAnsi="Garamond" w:cs="Garamond"/>
+          <w:b/>
+          <w:color w:val="222222"/>
+          <w:sz w:val="22"/>
+          <w:szCs w:val="22"/>
+          <w:lang w:val="pt-PT"/>
+        </w:rPr>
+        <w:t>CUIT N</w:t>
+      </w:r>
+      <w:proofErr w:type="gramStart"/>
+      <w:r>
+        <w:rPr>
+          <w:rFonts w:ascii="Garamond" w:eastAsia="Garamond" w:hAnsi="Garamond" w:cs="Garamond"/>
+          <w:b/>
+          <w:color w:val="222222"/>
+          <w:sz w:val="22"/>
+          <w:szCs w:val="22"/>
+          <w:lang w:val="pt-PT"/>
+        </w:rPr>
+        <w:t>°</w:t>
+      </w:r>
       <w:r>
         <w:rPr>
           <w:rFonts w:ascii="Garamond" w:eastAsia="Garamond" w:hAnsi="Garamond"/>
@@ -4528,10 +4686,11 @@
           <w:color w:val="222222"/>
           <w:sz w:val="22"/>
           <w:szCs w:val="22"/>
-          <w:highlight w:val="yellow"/>
-        </w:rPr>
-        <w:t xml:space="preserve"> }}</w:t>
-      </w:r>
+          <w:lang w:val="pt-PT"/>
+        </w:rPr>
+        <w:t>{{ CUIT</w:t>
+      </w:r>
+      <w:proofErr w:type="gramEnd"/>
       <w:r>
         <w:rPr>
           <w:rFonts w:ascii="Garamond" w:eastAsia="Garamond" w:hAnsi="Garamond"/>
@@ -4539,34 +4698,11 @@
           <w:color w:val="222222"/>
           <w:sz w:val="22"/>
           <w:szCs w:val="22"/>
-          <w:highlight w:val="yellow"/>
-        </w:rPr>
-        <w:t xml:space="preserve"> </w:t>
-      </w:r>
-      <w:r>
-        <w:rPr>
-          <w:rFonts w:ascii="Garamond" w:eastAsia="Garamond" w:hAnsi="Garamond" w:cs="Garamond"/>
-          <w:b/>
-          <w:color w:val="222222"/>
-          <w:sz w:val="22"/>
-          <w:szCs w:val="22"/>
-          <w:highlight w:val="yellow"/>
-        </w:rPr>
-        <w:t xml:space="preserve">CUIT </w:t>
-      </w:r>
-      <w:proofErr w:type="spellStart"/>
-      <w:r>
-        <w:rPr>
-          <w:rFonts w:ascii="Garamond" w:eastAsia="Garamond" w:hAnsi="Garamond" w:cs="Garamond"/>
-          <w:b/>
-          <w:color w:val="222222"/>
-          <w:sz w:val="22"/>
-          <w:szCs w:val="22"/>
-          <w:highlight w:val="yellow"/>
-        </w:rPr>
-        <w:t>N°</w:t>
-      </w:r>
-      <w:proofErr w:type="spellEnd"/>
+          <w:lang w:val="pt-PT"/>
+        </w:rPr>
+        <w:t>_</w:t>
+      </w:r>
+      <w:proofErr w:type="gramStart"/>
       <w:r>
         <w:rPr>
           <w:rFonts w:ascii="Garamond" w:eastAsia="Garamond" w:hAnsi="Garamond"/>
@@ -4574,40 +4710,54 @@
           <w:color w:val="222222"/>
           <w:sz w:val="22"/>
           <w:szCs w:val="22"/>
-          <w:highlight w:val="yellow"/>
-        </w:rPr>
-        <w:t>{{ CUIT_CEDENTE }}</w:t>
-      </w:r>
-    </w:p>
-    <w:p>
-      <w:pPr>
-        <w:keepNext/>
-        <w:tabs>
-          <w:tab w:val="left" w:pos="6804"/>
-        </w:tabs>
-        <w:spacing w:line="360" w:lineRule="auto"/>
-        <w:ind w:right="141"/>
-        <w:rPr>
-          <w:rFonts w:ascii="Garamond" w:eastAsia="Garamond" w:hAnsi="Garamond" w:cs="Garamond"/>
-          <w:color w:val="222222"/>
-          <w:sz w:val="22"/>
-          <w:szCs w:val="22"/>
-        </w:rPr>
-      </w:pPr>
-    </w:p>
-    <w:p>
-      <w:pPr>
-        <w:keepNext/>
-        <w:tabs>
-          <w:tab w:val="left" w:pos="6804"/>
-        </w:tabs>
-        <w:spacing w:line="360" w:lineRule="auto"/>
-        <w:ind w:right="141"/>
-        <w:rPr>
-          <w:rFonts w:ascii="Garamond" w:eastAsia="Garamond" w:hAnsi="Garamond" w:cs="Garamond"/>
-          <w:color w:val="222222"/>
-          <w:sz w:val="22"/>
-          <w:szCs w:val="22"/>
+          <w:lang w:val="pt-PT"/>
+        </w:rPr>
+        <w:t>CEDENTE }</w:t>
+      </w:r>
+      <w:proofErr w:type="gramEnd"/>
+      <w:r>
+        <w:rPr>
+          <w:rFonts w:ascii="Garamond" w:eastAsia="Garamond" w:hAnsi="Garamond"/>
+          <w:b/>
+          <w:color w:val="222222"/>
+          <w:sz w:val="22"/>
+          <w:szCs w:val="22"/>
+          <w:lang w:val="pt-PT"/>
+        </w:rPr>
+        <w:t>}</w:t>
+      </w:r>
+    </w:p>
+    <w:p>
+      <w:pPr>
+        <w:keepNext/>
+        <w:tabs>
+          <w:tab w:val="left" w:pos="6804"/>
+        </w:tabs>
+        <w:spacing w:line="360" w:lineRule="auto"/>
+        <w:ind w:right="141"/>
+        <w:rPr>
+          <w:rFonts w:ascii="Garamond" w:eastAsia="Garamond" w:hAnsi="Garamond" w:cs="Garamond"/>
+          <w:color w:val="222222"/>
+          <w:sz w:val="22"/>
+          <w:szCs w:val="22"/>
+          <w:lang w:val="pt-PT"/>
+        </w:rPr>
+      </w:pPr>
+    </w:p>
+    <w:p>
+      <w:pPr>
+        <w:keepNext/>
+        <w:tabs>
+          <w:tab w:val="left" w:pos="6804"/>
+        </w:tabs>
+        <w:spacing w:line="360" w:lineRule="auto"/>
+        <w:ind w:right="141"/>
+        <w:rPr>
+          <w:rFonts w:ascii="Garamond" w:eastAsia="Garamond" w:hAnsi="Garamond" w:cs="Garamond"/>
+          <w:color w:val="222222"/>
+          <w:sz w:val="22"/>
+          <w:szCs w:val="22"/>
+          <w:lang w:val="pt-PT"/>
         </w:rPr>
       </w:pPr>
     </w:p>
@@ -4635,17 +4785,7 @@
           <w:sz w:val="22"/>
           <w:szCs w:val="22"/>
         </w:rPr>
-        <w:t>Ref.: Oferta de Cesión Nº</w:t>
-      </w:r>
-      <w:r>
-        <w:rPr>
-          <w:rFonts w:ascii="Garamond" w:eastAsia="Garamond" w:hAnsi="Garamond" w:cs="Garamond"/>
-          <w:color w:val="222222"/>
-          <w:sz w:val="22"/>
-          <w:szCs w:val="22"/>
-          <w:highlight w:val="yellow"/>
-        </w:rPr>
-        <w:t>01</w:t>
+        <w:t>Ref.: Oferta de Cesión Nº01</w:t>
       </w:r>
       <w:proofErr w:type="gramStart"/>
       <w:r>
@@ -4654,7 +4794,6 @@
           <w:color w:val="222222"/>
           <w:sz w:val="22"/>
           <w:szCs w:val="22"/>
-          <w:highlight w:val="yellow"/>
         </w:rPr>
         <w:t>/</w:t>
       </w:r>
@@ -4664,9 +4803,8 @@
           <w:color w:val="222222"/>
           <w:sz w:val="22"/>
           <w:szCs w:val="22"/>
-          <w:highlight w:val="yellow"/>
-        </w:rPr>
-        <w:t>{</w:t>
+        </w:rPr>
+        <w:t>{{ N</w:t>
       </w:r>
       <w:proofErr w:type="gramEnd"/>
       <w:r>
@@ -4675,9 +4813,28 @@
           <w:color w:val="222222"/>
           <w:sz w:val="22"/>
           <w:szCs w:val="22"/>
-          <w:highlight w:val="yellow"/>
-        </w:rPr>
-        <w:t>{ N_CESION }}</w:t>
+        </w:rPr>
+        <w:t>_</w:t>
+      </w:r>
+      <w:proofErr w:type="gramStart"/>
+      <w:r>
+        <w:rPr>
+          <w:rFonts w:ascii="Garamond" w:eastAsia="Garamond" w:hAnsi="Garamond" w:cs="Garamond"/>
+          <w:color w:val="222222"/>
+          <w:sz w:val="22"/>
+          <w:szCs w:val="22"/>
+        </w:rPr>
+        <w:t>CESION }</w:t>
+      </w:r>
+      <w:proofErr w:type="gramEnd"/>
+      <w:r>
+        <w:rPr>
+          <w:rFonts w:ascii="Garamond" w:eastAsia="Garamond" w:hAnsi="Garamond" w:cs="Garamond"/>
+          <w:color w:val="222222"/>
+          <w:sz w:val="22"/>
+          <w:szCs w:val="22"/>
+        </w:rPr>
+        <w:t>}</w:t>
       </w:r>
     </w:p>
     <w:p>
@@ -4759,17 +4916,7 @@
           <w:sz w:val="22"/>
           <w:szCs w:val="22"/>
         </w:rPr>
-        <w:t>Por la presente les comunicamos que aceptamos en todos sus términos su Oferta de Cesión Nº</w:t>
-      </w:r>
-      <w:r>
-        <w:rPr>
-          <w:rFonts w:ascii="Garamond" w:eastAsia="Garamond" w:hAnsi="Garamond" w:cs="Garamond"/>
-          <w:color w:val="222222"/>
-          <w:sz w:val="22"/>
-          <w:szCs w:val="22"/>
-          <w:highlight w:val="yellow"/>
-        </w:rPr>
-        <w:t>01</w:t>
+        <w:t>Por la presente les comunicamos que aceptamos en todos sus términos su Oferta de Cesión Nº01</w:t>
       </w:r>
       <w:proofErr w:type="gramStart"/>
       <w:r>
@@ -4778,7 +4925,6 @@
           <w:color w:val="222222"/>
           <w:sz w:val="22"/>
           <w:szCs w:val="22"/>
-          <w:highlight w:val="yellow"/>
         </w:rPr>
         <w:t>/</w:t>
       </w:r>
@@ -4788,9 +4934,8 @@
           <w:color w:val="222222"/>
           <w:sz w:val="22"/>
           <w:szCs w:val="22"/>
-          <w:highlight w:val="yellow"/>
-        </w:rPr>
-        <w:t>{</w:t>
+        </w:rPr>
+        <w:t>{{ N</w:t>
       </w:r>
       <w:proofErr w:type="gramEnd"/>
       <w:r>
@@ -4799,29 +4944,57 @@
           <w:color w:val="222222"/>
           <w:sz w:val="22"/>
           <w:szCs w:val="22"/>
-          <w:highlight w:val="yellow"/>
-        </w:rPr>
-        <w:t>{ N_CESION }}</w:t>
-      </w:r>
-      <w:r>
-        <w:rPr>
-          <w:rFonts w:ascii="Garamond" w:eastAsia="Garamond" w:hAnsi="Garamond" w:cs="Garamond"/>
-          <w:color w:val="222222"/>
-          <w:sz w:val="22"/>
-          <w:szCs w:val="22"/>
-          <w:highlight w:val="yellow"/>
+        </w:rPr>
+        <w:t>_</w:t>
+      </w:r>
+      <w:proofErr w:type="gramStart"/>
+      <w:r>
+        <w:rPr>
+          <w:rFonts w:ascii="Garamond" w:eastAsia="Garamond" w:hAnsi="Garamond" w:cs="Garamond"/>
+          <w:color w:val="222222"/>
+          <w:sz w:val="22"/>
+          <w:szCs w:val="22"/>
+        </w:rPr>
+        <w:t>CESION }</w:t>
+      </w:r>
+      <w:proofErr w:type="gramEnd"/>
+      <w:r>
+        <w:rPr>
+          <w:rFonts w:ascii="Garamond" w:eastAsia="Garamond" w:hAnsi="Garamond" w:cs="Garamond"/>
+          <w:color w:val="222222"/>
+          <w:sz w:val="22"/>
+          <w:szCs w:val="22"/>
+        </w:rPr>
+        <w:t>}</w:t>
+      </w:r>
+      <w:r>
+        <w:rPr>
+          <w:rFonts w:ascii="Garamond" w:eastAsia="Garamond" w:hAnsi="Garamond" w:cs="Garamond"/>
+          <w:color w:val="222222"/>
+          <w:sz w:val="22"/>
+          <w:szCs w:val="22"/>
         </w:rPr>
         <w:t xml:space="preserve"> de fecha </w:t>
       </w:r>
-      <w:r>
-        <w:rPr>
-          <w:rFonts w:ascii="Garamond" w:eastAsia="Garamond" w:hAnsi="Garamond" w:cs="Garamond"/>
-          <w:color w:val="222222"/>
-          <w:sz w:val="22"/>
-          <w:szCs w:val="22"/>
-          <w:highlight w:val="yellow"/>
-        </w:rPr>
-        <w:t>{{ FECHA }}</w:t>
+      <w:proofErr w:type="gramStart"/>
+      <w:r>
+        <w:rPr>
+          <w:rFonts w:ascii="Garamond" w:eastAsia="Garamond" w:hAnsi="Garamond" w:cs="Garamond"/>
+          <w:color w:val="222222"/>
+          <w:sz w:val="22"/>
+          <w:szCs w:val="22"/>
+        </w:rPr>
+        <w:t>{{ FECHA</w:t>
+      </w:r>
+      <w:proofErr w:type="gramEnd"/>
+      <w:r>
+        <w:rPr>
+          <w:rFonts w:ascii="Garamond" w:eastAsia="Garamond" w:hAnsi="Garamond" w:cs="Garamond"/>
+          <w:color w:val="222222"/>
+          <w:sz w:val="22"/>
+          <w:szCs w:val="22"/>
+        </w:rPr>
+        <w:t xml:space="preserve"> }}</w:t>
       </w:r>
     </w:p>
     <w:p>
@@ -5046,45 +5219,14 @@
           <w:szCs w:val="22"/>
         </w:rPr>
       </w:pPr>
-      <w:proofErr w:type="spellStart"/>
-      <w:r>
-        <w:rPr>
-          <w:rFonts w:ascii="Garamond" w:eastAsia="Garamond" w:hAnsi="Garamond" w:cs="Garamond"/>
-          <w:color w:val="222222"/>
-          <w:sz w:val="22"/>
-          <w:szCs w:val="22"/>
-        </w:rPr>
-        <w:t>Rappi</w:t>
-      </w:r>
-      <w:proofErr w:type="spellEnd"/>
-      <w:r>
-        <w:rPr>
-          <w:rFonts w:ascii="Garamond" w:eastAsia="Garamond" w:hAnsi="Garamond" w:cs="Garamond"/>
-          <w:color w:val="222222"/>
-          <w:sz w:val="22"/>
-          <w:szCs w:val="22"/>
-        </w:rPr>
-        <w:t xml:space="preserve"> </w:t>
-      </w:r>
-      <w:proofErr w:type="spellStart"/>
-      <w:r>
-        <w:rPr>
-          <w:rFonts w:ascii="Garamond" w:eastAsia="Garamond" w:hAnsi="Garamond" w:cs="Garamond"/>
-          <w:color w:val="222222"/>
-          <w:sz w:val="22"/>
-          <w:szCs w:val="22"/>
-        </w:rPr>
-        <w:t>Arg</w:t>
-      </w:r>
-      <w:proofErr w:type="spellEnd"/>
-      <w:r>
-        <w:rPr>
-          <w:rFonts w:ascii="Garamond" w:eastAsia="Garamond" w:hAnsi="Garamond" w:cs="Garamond"/>
-          <w:color w:val="222222"/>
-          <w:sz w:val="22"/>
-          <w:szCs w:val="22"/>
-        </w:rPr>
-        <w:t xml:space="preserve"> S.A.S.</w:t>
+      <w:r>
+        <w:rPr>
+          <w:rFonts w:ascii="Garamond" w:eastAsia="Garamond" w:hAnsi="Garamond" w:cs="Garamond"/>
+          <w:color w:val="222222"/>
+          <w:sz w:val="22"/>
+          <w:szCs w:val="22"/>
+        </w:rPr>
+        <w:t>Rappi Arg S.A.S.</w:t>
       </w:r>
     </w:p>
     <w:p>
@@ -5165,7 +5307,7 @@
 </file>
 
 <file path=word/numbering.xml><?xml version="1.0" encoding="utf-8"?>
-<w:numbering xmlns:wpc="http://schemas.microsoft.com/office/word/2010/wordprocessingCanvas" xmlns:cx="http://schemas.microsoft.com/office/drawing/2014/chartex" xmlns:cx1="http://schemas.microsoft.com/office/drawing/2015/9/8/chartex" xmlns:cx2="http://schemas.microsoft.com/office/drawing/2015/10/21/chartex" xmlns:cx3="http://schemas.microsoft.com/office/drawing/2016/5/9/chartex" xmlns:cx4="http://schemas.microsoft.com/office/drawing/2016/5/10/chartex" xmlns:cx5="http://schemas.microsoft.com/office/drawing/2016/5/11/chartex" xmlns:cx6="http://schemas.microsoft.com/office/drawing/2016/5/12/chartex" xmlns:cx7="http://schemas.microsoft.com/office/drawing/2016/5/13/chartex" xmlns:cx8="http://schemas.microsoft.com/office/drawing/2016/5/14/chartex" xmlns:mc="http://schemas.openxmlformats.org/markup-compatibility/2006" xmlns:aink="http://schemas.microsoft.com/office/drawing/2016/ink" xmlns:am3d="http://schemas.microsoft.com/office/drawing/2017/model3d" xmlns:o="urn:schemas-microsoft-com:office:office" xmlns:oel="http://schemas.microsoft.com/office/2019/extlst" xmlns:r="http://schemas.openxmlformats.org/officeDocument/2006/relationships" xmlns:m="http://schemas.openxmlformats.org/officeDocument/2006/math" xmlns:v="urn:schemas-microsoft-com:vml" xmlns:wp14="http://schemas.microsoft.com/office/word/2010/wordprocessingDrawing" xmlns:wp="http://schemas.openxmlformats.org/drawingml/2006/wordprocessingDrawing" xmlns:w10="urn:schemas-microsoft-com:office:word" xmlns:w="http://schemas.openxmlformats.org/wordprocessingml/2006/main" xmlns:w14="http://schemas.microsoft.com/office/word/2010/wordml" xmlns:w15="http://schemas.microsoft.com/office/word/2012/wordml" xmlns:w16cex="http://schemas.microsoft.com/office/word/2018/wordml/cex" xmlns:w16cid="http://schemas.microsoft.com/office/word/2016/wordml/cid" xmlns:w16="http://schemas.microsoft.com/office/word/2018/wordml" xmlns:w16sdtdh="http://schemas.microsoft.com/office/word/2020/wordml/sdtdatahash" xmlns:w16se="http://schemas.microsoft.com/office/word/2015/wordml/symex" xmlns:wpg="http://schemas.microsoft.com/office/word/2010/wordprocessingGroup" xmlns:wpi="http://schemas.microsoft.com/office/word/2010/wordprocessingInk" xmlns:wne="http://schemas.microsoft.com/office/word/2006/wordml" xmlns:wps="http://schemas.microsoft.com/office/word/2010/wordprocessingShape" mc:Ignorable="w14 w15 w16se w16cid w16 w16cex w16sdtdh wp14">
+<w:numbering xmlns:wpc="http://schemas.microsoft.com/office/word/2010/wordprocessingCanvas" xmlns:cx="http://schemas.microsoft.com/office/drawing/2014/chartex" xmlns:cx1="http://schemas.microsoft.com/office/drawing/2015/9/8/chartex" xmlns:cx2="http://schemas.microsoft.com/office/drawing/2015/10/21/chartex" xmlns:cx3="http://schemas.microsoft.com/office/drawing/2016/5/9/chartex" xmlns:cx4="http://schemas.microsoft.com/office/drawing/2016/5/10/chartex" xmlns:cx5="http://schemas.microsoft.com/office/drawing/2016/5/11/chartex" xmlns:cx6="http://schemas.microsoft.com/office/drawing/2016/5/12/chartex" xmlns:cx7="http://schemas.microsoft.com/office/drawing/2016/5/13/chartex" xmlns:cx8="http://schemas.microsoft.com/office/drawing/2016/5/14/chartex" xmlns:mc="http://schemas.openxmlformats.org/markup-compatibility/2006" xmlns:aink="http://schemas.microsoft.com/office/drawing/2016/ink" xmlns:am3d="http://schemas.microsoft.com/office/drawing/2017/model3d" xmlns:o="urn:schemas-microsoft-com:office:office" xmlns:oel="http://schemas.microsoft.com/office/2019/extlst" xmlns:r="http://schemas.openxmlformats.org/officeDocument/2006/relationships" xmlns:m="http://schemas.openxmlformats.org/officeDocument/2006/math" xmlns:v="urn:schemas-microsoft-com:vml" xmlns:wp14="http://schemas.microsoft.com/office/word/2010/wordprocessingDrawing" xmlns:wp="http://schemas.openxmlformats.org/drawingml/2006/wordprocessingDrawing" xmlns:w10="urn:schemas-microsoft-com:office:word" xmlns:w="http://schemas.openxmlformats.org/wordprocessingml/2006/main" xmlns:w14="http://schemas.microsoft.com/office/word/2010/wordml" xmlns:w15="http://schemas.microsoft.com/office/word/2012/wordml" xmlns:w16cex="http://schemas.microsoft.com/office/word/2018/wordml/cex" xmlns:w16cid="http://schemas.microsoft.com/office/word/2016/wordml/cid" xmlns:w16="http://schemas.microsoft.com/office/word/2018/wordml" xmlns:w16du="http://schemas.microsoft.com/office/word/2023/wordml/word16du" xmlns:w16sdtdh="http://schemas.microsoft.com/office/word/2020/wordml/sdtdatahash" xmlns:w16sdtfl="http://schemas.microsoft.com/office/word/2024/wordml/sdtformatlock" xmlns:w16se="http://schemas.microsoft.com/office/word/2015/wordml/symex" xmlns:wpg="http://schemas.microsoft.com/office/word/2010/wordprocessingGroup" xmlns:wpi="http://schemas.microsoft.com/office/word/2010/wordprocessingInk" xmlns:wne="http://schemas.microsoft.com/office/word/2006/wordml" xmlns:wps="http://schemas.microsoft.com/office/word/2010/wordprocessingShape" mc:Ignorable="w14 w15 w16se w16cid w16 w16cex w16sdtdh w16sdtfl w16du wp14">
   <w:abstractNum w:abstractNumId="0" w15:restartNumberingAfterBreak="0">
     <w:nsid w:val="D464F9DE"/>
     <w:multiLevelType w:val="multilevel"/>
@@ -5846,7 +5988,7 @@
 </file>
 
 <file path=word/styles.xml><?xml version="1.0" encoding="utf-8"?>
-<w:styles xmlns:mc="http://schemas.openxmlformats.org/markup-compatibility/2006" xmlns:r="http://schemas.openxmlformats.org/officeDocument/2006/relationships" xmlns:w="http://schemas.openxmlformats.org/wordprocessingml/2006/main" xmlns:w14="http://schemas.microsoft.com/office/word/2010/wordml" xmlns:w15="http://schemas.microsoft.com/office/word/2012/wordml" xmlns:w16cex="http://schemas.microsoft.com/office/word/2018/wordml/cex" xmlns:w16cid="http://schemas.microsoft.com/office/word/2016/wordml/cid" xmlns:w16="http://schemas.microsoft.com/office/word/2018/wordml" xmlns:w16sdtdh="http://schemas.microsoft.com/office/word/2020/wordml/sdtdatahash" xmlns:w16se="http://schemas.microsoft.com/office/word/2015/wordml/symex" mc:Ignorable="w14 w15 w16se w16cid w16 w16cex w16sdtdh">
+<w:styles xmlns:mc="http://schemas.openxmlformats.org/markup-compatibility/2006" xmlns:r="http://schemas.openxmlformats.org/officeDocument/2006/relationships" xmlns:w="http://schemas.openxmlformats.org/wordprocessingml/2006/main" xmlns:w14="http://schemas.microsoft.com/office/word/2010/wordml" xmlns:w15="http://schemas.microsoft.com/office/word/2012/wordml" xmlns:w16cex="http://schemas.microsoft.com/office/word/2018/wordml/cex" xmlns:w16cid="http://schemas.microsoft.com/office/word/2016/wordml/cid" xmlns:w16="http://schemas.microsoft.com/office/word/2018/wordml" xmlns:w16du="http://schemas.microsoft.com/office/word/2023/wordml/word16du" xmlns:w16sdtdh="http://schemas.microsoft.com/office/word/2020/wordml/sdtdatahash" xmlns:w16sdtfl="http://schemas.microsoft.com/office/word/2024/wordml/sdtformatlock" xmlns:w16se="http://schemas.microsoft.com/office/word/2015/wordml/symex" mc:Ignorable="w14 w15 w16se w16cid w16 w16cex w16sdtdh w16sdtfl w16du">
   <w:docDefaults>
     <w:rPrDefault>
       <w:rPr>
